--- a/docs/PHU_LUC_03_Nhiem_vu_do_an_PhanThiKhanhHuyen.docx
+++ b/docs/PHU_LUC_03_Nhiem_vu_do_an_PhanThiKhanhHuyen.docx
@@ -1,6 +1,6 @@
 
 <file path=word/document.xml><?xml version="1.0" encoding="utf-8"?>
-<w:document xmlns:wpc="http://schemas.microsoft.com/office/word/2010/wordprocessingCanvas" xmlns:cx="http://schemas.microsoft.com/office/drawing/2014/chartex" xmlns:cx1="http://schemas.microsoft.com/office/drawing/2015/9/8/chartex" xmlns:cx2="http://schemas.microsoft.com/office/drawing/2015/10/21/chartex" xmlns:cx3="http://schemas.microsoft.com/office/drawing/2016/5/9/chartex" xmlns:cx4="http://schemas.microsoft.com/office/drawing/2016/5/10/chartex" xmlns:cx5="http://schemas.microsoft.com/office/drawing/2016/5/11/chartex" xmlns:cx6="http://schemas.microsoft.com/office/drawing/2016/5/12/chartex" xmlns:cx7="http://schemas.microsoft.com/office/drawing/2016/5/13/chartex" xmlns:cx8="http://schemas.microsoft.com/office/drawing/2016/5/14/chartex" xmlns:mc="http://schemas.openxmlformats.org/markup-compatibility/2006" xmlns:aink="http://schemas.microsoft.com/office/drawing/2016/ink" xmlns:am3d="http://schemas.microsoft.com/office/drawing/2017/model3d" xmlns:o="urn:schemas-microsoft-com:office:office" xmlns:oel="http://schemas.microsoft.com/office/2019/extlst" xmlns:r="http://schemas.openxmlformats.org/officeDocument/2006/relationships" xmlns:m="http://schemas.openxmlformats.org/officeDocument/2006/math" xmlns:v="urn:schemas-microsoft-com:vml" xmlns:wp14="http://schemas.microsoft.com/office/word/2010/wordprocessingDrawing" xmlns:wp="http://schemas.openxmlformats.org/drawingml/2006/wordprocessingDrawing" xmlns:w10="urn:schemas-microsoft-com:office:word" xmlns:w="http://schemas.openxmlformats.org/wordprocessingml/2006/main" xmlns:w14="http://schemas.microsoft.com/office/word/2010/wordml" xmlns:w15="http://schemas.microsoft.com/office/word/2012/wordml" xmlns:w16cex="http://schemas.microsoft.com/office/word/2018/wordml/cex" xmlns:w16cid="http://schemas.microsoft.com/office/word/2016/wordml/cid" xmlns:w16="http://schemas.microsoft.com/office/word/2018/wordml" xmlns:w16du="http://schemas.microsoft.com/office/word/2023/wordml/word16du" xmlns:w16sdtdh="http://schemas.microsoft.com/office/word/2020/wordml/sdtdatahash" xmlns:w16sdtfl="http://schemas.microsoft.com/office/word/2024/wordml/sdtformatlock" xmlns:w16se="http://schemas.microsoft.com/office/word/2015/wordml/symex" xmlns:wpg="http://schemas.microsoft.com/office/word/2010/wordprocessingGroup" xmlns:wpi="http://schemas.microsoft.com/office/word/2010/wordprocessingInk" xmlns:wne="http://schemas.microsoft.com/office/word/2006/wordml" xmlns:wps="http://schemas.microsoft.com/office/word/2010/wordprocessingShape" mc:Ignorable="w14 w15 w16se w16cid w16 w16cex w16sdtdh w16sdtfl w16du wp14">
+<w:document xmlns:wpc="http://schemas.microsoft.com/office/word/2010/wordprocessingCanvas" xmlns:mc="http://schemas.openxmlformats.org/markup-compatibility/2006" xmlns:o="urn:schemas-microsoft-com:office:office" xmlns:r="http://schemas.openxmlformats.org/officeDocument/2006/relationships" xmlns:m="http://schemas.openxmlformats.org/officeDocument/2006/math" xmlns:v="urn:schemas-microsoft-com:vml" xmlns:wp14="http://schemas.microsoft.com/office/word/2010/wordprocessingDrawing" xmlns:wp="http://schemas.openxmlformats.org/drawingml/2006/wordprocessingDrawing" xmlns:w10="urn:schemas-microsoft-com:office:word" xmlns:w="http://schemas.openxmlformats.org/wordprocessingml/2006/main" xmlns:w14="http://schemas.microsoft.com/office/word/2010/wordml" xmlns:w15="http://schemas.microsoft.com/office/word/2012/wordml" xmlns:wpg="http://schemas.microsoft.com/office/word/2010/wordprocessingGroup" xmlns:wpi="http://schemas.microsoft.com/office/word/2010/wordprocessingInk" xmlns:wne="http://schemas.microsoft.com/office/word/2006/wordml" xmlns:wps="http://schemas.microsoft.com/office/word/2010/wordprocessingShape" mc:Ignorable="w14 w15 wp14">
   <w:body>
     <w:tbl>
       <w:tblPr>
@@ -198,7 +198,7 @@
               </wp:anchor>
             </w:drawing>
           </mc:Choice>
-          <mc:Fallback>
+          <mc:Fallback xmlns:w16se="http://schemas.microsoft.com/office/word/2015/wordml/symex" xmlns:w16sdtfl="http://schemas.microsoft.com/office/word/2024/wordml/sdtformatlock" xmlns:w16sdtdh="http://schemas.microsoft.com/office/word/2020/wordml/sdtdatahash" xmlns:w16du="http://schemas.microsoft.com/office/word/2023/wordml/word16du" xmlns:w16="http://schemas.microsoft.com/office/word/2018/wordml" xmlns:w16cid="http://schemas.microsoft.com/office/word/2016/wordml/cid" xmlns:w16cex="http://schemas.microsoft.com/office/word/2018/wordml/cex" xmlns:oel="http://schemas.microsoft.com/office/2019/extlst" xmlns:am3d="http://schemas.microsoft.com/office/drawing/2017/model3d" xmlns:aink="http://schemas.microsoft.com/office/drawing/2016/ink" xmlns:cx8="http://schemas.microsoft.com/office/drawing/2016/5/14/chartex" xmlns:cx7="http://schemas.microsoft.com/office/drawing/2016/5/13/chartex" xmlns:cx6="http://schemas.microsoft.com/office/drawing/2016/5/12/chartex" xmlns:cx5="http://schemas.microsoft.com/office/drawing/2016/5/11/chartex" xmlns:cx4="http://schemas.microsoft.com/office/drawing/2016/5/10/chartex" xmlns:cx3="http://schemas.microsoft.com/office/drawing/2016/5/9/chartex" xmlns:cx2="http://schemas.microsoft.com/office/drawing/2015/10/21/chartex" xmlns:cx1="http://schemas.microsoft.com/office/drawing/2015/9/8/chartex" xmlns:cx="http://schemas.microsoft.com/office/drawing/2014/chartex">
             <w:pict>
               <v:shapetype w14:anchorId="41B9C5B5" id="_x0000_t32" coordsize="21600,21600" o:spt="32" o:oned="t" path="m,l21600,21600e" filled="f">
                 <v:path arrowok="t" fillok="f" o:connecttype="none"/>
@@ -278,7 +278,7 @@
               </wp:anchor>
             </w:drawing>
           </mc:Choice>
-          <mc:Fallback>
+          <mc:Fallback xmlns:w16se="http://schemas.microsoft.com/office/word/2015/wordml/symex" xmlns:w16sdtfl="http://schemas.microsoft.com/office/word/2024/wordml/sdtformatlock" xmlns:w16sdtdh="http://schemas.microsoft.com/office/word/2020/wordml/sdtdatahash" xmlns:w16du="http://schemas.microsoft.com/office/word/2023/wordml/word16du" xmlns:w16="http://schemas.microsoft.com/office/word/2018/wordml" xmlns:w16cid="http://schemas.microsoft.com/office/word/2016/wordml/cid" xmlns:w16cex="http://schemas.microsoft.com/office/word/2018/wordml/cex" xmlns:oel="http://schemas.microsoft.com/office/2019/extlst" xmlns:am3d="http://schemas.microsoft.com/office/drawing/2017/model3d" xmlns:aink="http://schemas.microsoft.com/office/drawing/2016/ink" xmlns:cx8="http://schemas.microsoft.com/office/drawing/2016/5/14/chartex" xmlns:cx7="http://schemas.microsoft.com/office/drawing/2016/5/13/chartex" xmlns:cx6="http://schemas.microsoft.com/office/drawing/2016/5/12/chartex" xmlns:cx5="http://schemas.microsoft.com/office/drawing/2016/5/11/chartex" xmlns:cx4="http://schemas.microsoft.com/office/drawing/2016/5/10/chartex" xmlns:cx3="http://schemas.microsoft.com/office/drawing/2016/5/9/chartex" xmlns:cx2="http://schemas.microsoft.com/office/drawing/2015/10/21/chartex" xmlns:cx1="http://schemas.microsoft.com/office/drawing/2015/9/8/chartex" xmlns:cx="http://schemas.microsoft.com/office/drawing/2014/chartex">
             <w:pict>
               <v:shape w14:anchorId="3AB2E5FF" id="Straight Arrow Connector 9" o:spid="_x0000_s1026" type="#_x0000_t32" style="position:absolute;margin-left:33.65pt;margin-top:0;width:99.2pt;height:0;z-index:251677696;visibility:visible;mso-wrap-style:square;mso-width-percent:0;mso-height-percent:0;mso-wrap-distance-left:9pt;mso-wrap-distance-top:0;mso-wrap-distance-right:9pt;mso-wrap-distance-bottom:0;mso-position-horizontal:absolute;mso-position-horizontal-relative:text;mso-position-vertical:absolute;mso-position-vertical-relative:text;mso-width-percent:0;mso-height-percent:0;mso-width-relative:page;mso-height-relative:page" o:gfxdata="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"/>
             </w:pict>
@@ -527,98 +527,200 @@
     </w:p>
     <w:p>
       <w:pPr>
-        <w:pStyle w:val="ListParagraph"/>
         <w:numPr>
           <w:ilvl w:val="0"/>
-          <w:numId w:val="2"/>
+          <w:numId w:val="3"/>
         </w:numPr>
-        <w:tabs>
-          <w:tab w:val="left" w:leader="dot" w:pos="8931"/>
-        </w:tabs>
-        <w:spacing w:before="240" w:line="312" w:lineRule="auto"/>
-        <w:ind w:left="709"/>
-        <w:jc w:val="both"/>
-        <w:rPr>
-          <w:noProof/>
-          <w:sz w:val="26"/>
-          <w:szCs w:val="26"/>
-        </w:rPr>
-      </w:pPr>
-      <w:r>
-        <w:rPr>
-          <w:noProof/>
-          <w:sz w:val="26"/>
-          <w:szCs w:val="26"/>
-        </w:rPr>
-        <w:t xml:space="preserve">[ghi ngắn gọn </w:t>
-      </w:r>
-      <w:r>
-        <w:rPr>
-          <w:noProof/>
-          <w:sz w:val="26"/>
-          <w:szCs w:val="26"/>
-        </w:rPr>
-        <w:t xml:space="preserve">và </w:t>
-      </w:r>
-      <w:r>
-        <w:rPr>
-          <w:noProof/>
-          <w:sz w:val="26"/>
-          <w:szCs w:val="26"/>
-        </w:rPr>
-        <w:t xml:space="preserve">rõ những </w:t>
-      </w:r>
-      <w:r>
-        <w:rPr>
-          <w:noProof/>
-          <w:sz w:val="26"/>
-          <w:szCs w:val="26"/>
-        </w:rPr>
-        <w:t>số liệu, tài liệu đã sử dụng trong đề tài này</w:t>
-      </w:r>
-      <w:r>
-        <w:rPr>
-          <w:noProof/>
-          <w:sz w:val="26"/>
-          <w:szCs w:val="26"/>
-        </w:rPr>
-        <w:t>, sử dụng định dạng Bullet</w:t>
-      </w:r>
-      <w:r>
-        <w:rPr>
-          <w:noProof/>
-          <w:sz w:val="26"/>
-          <w:szCs w:val="26"/>
-        </w:rPr>
-        <w:t>, nhiều ý thì các ý trên kết thúc với dấu “;” – ý cuối cùng kết thúc với dấu “.”];</w:t>
-      </w:r>
-    </w:p>
-    <w:p>
-      <w:pPr>
-        <w:pStyle w:val="ListParagraph"/>
+        <w:spacing w:before="240"/>
+        <w:rPr>
+          <w:noProof/>
+          <w:sz w:val="26"/>
+          <w:szCs w:val="26"/>
+        </w:rPr>
+      </w:pPr>
+      <w:r>
+        <w:rPr>
+          <w:noProof/>
+          <w:sz w:val="26"/>
+          <w:szCs w:val="26"/>
+        </w:rPr>
+        <w:t>Tài liệu yêu cầu chức năng nghiệp vụ: quản lý khu vực, phòng, khách thuê, hợp đồng, hóa đơn, thanh toán, báo cáo;</w:t>
+      </w:r>
+    </w:p>
+    <w:p>
+      <w:pPr>
         <w:numPr>
           <w:ilvl w:val="0"/>
-          <w:numId w:val="2"/>
+          <w:numId w:val="3"/>
         </w:numPr>
-        <w:tabs>
-          <w:tab w:val="left" w:leader="dot" w:pos="8931"/>
-        </w:tabs>
-        <w:spacing w:before="240" w:line="312" w:lineRule="auto"/>
-        <w:ind w:left="709"/>
-        <w:jc w:val="both"/>
-        <w:rPr>
-          <w:noProof/>
-          <w:sz w:val="26"/>
-          <w:szCs w:val="26"/>
-        </w:rPr>
-      </w:pPr>
-      <w:r>
-        <w:rPr>
-          <w:noProof/>
-          <w:sz w:val="26"/>
-          <w:szCs w:val="26"/>
-        </w:rPr>
-        <w:t>…..</w:t>
+        <w:spacing w:before="240"/>
+        <w:rPr>
+          <w:noProof/>
+          <w:sz w:val="26"/>
+          <w:szCs w:val="26"/>
+        </w:rPr>
+      </w:pPr>
+      <w:r>
+        <w:rPr>
+          <w:noProof/>
+          <w:sz w:val="26"/>
+          <w:szCs w:val="26"/>
+        </w:rPr>
+        <w:t>Tài liệu phân tích và thiết kế hệ thống: sơ đồ Use Case, sơ đồ Class (mức 1) phản ánh Entity, Repository, Service, Controller;</w:t>
+      </w:r>
+    </w:p>
+    <w:p>
+      <w:pPr>
+        <w:numPr>
+          <w:ilvl w:val="0"/>
+          <w:numId w:val="3"/>
+        </w:numPr>
+        <w:spacing w:before="240"/>
+        <w:rPr>
+          <w:noProof/>
+          <w:sz w:val="26"/>
+          <w:szCs w:val="26"/>
+        </w:rPr>
+      </w:pPr>
+      <w:r>
+        <w:rPr>
+          <w:noProof/>
+          <w:sz w:val="26"/>
+          <w:szCs w:val="26"/>
+        </w:rPr>
+        <w:t>Đặc tả API REST (đường dẫn, method, body/query) cho các module xác thực, khu vực, phòng, khách thuê, hợp đồng, hóa đơn, thanh toán, thông báo, báo cáo;</w:t>
+      </w:r>
+    </w:p>
+    <w:p>
+      <w:pPr>
+        <w:numPr>
+          <w:ilvl w:val="0"/>
+          <w:numId w:val="3"/>
+        </w:numPr>
+        <w:spacing w:before="240"/>
+        <w:rPr>
+          <w:noProof/>
+          <w:sz w:val="26"/>
+          <w:szCs w:val="26"/>
+        </w:rPr>
+      </w:pPr>
+      <w:r>
+        <w:rPr>
+          <w:noProof/>
+          <w:sz w:val="26"/>
+          <w:szCs w:val="26"/>
+        </w:rPr>
+        <w:t>Thiết kế cơ sở dữ liệu: mô hình quan hệ, danh sách bảng (khu_vuc, phong, khach_thue, hop_dong, hoa_don, thanh_toan, nguoi_dung, bang_gia_dich_vu, chi_so_dien_nuoc, thong_bao, …);</w:t>
+      </w:r>
+    </w:p>
+    <w:p>
+      <w:pPr>
+        <w:numPr>
+          <w:ilvl w:val="0"/>
+          <w:numId w:val="3"/>
+        </w:numPr>
+        <w:spacing w:before="240"/>
+        <w:rPr>
+          <w:noProof/>
+          <w:sz w:val="26"/>
+          <w:szCs w:val="26"/>
+        </w:rPr>
+      </w:pPr>
+      <w:r>
+        <w:rPr>
+          <w:noProof/>
+          <w:sz w:val="26"/>
+          <w:szCs w:val="26"/>
+        </w:rPr>
+        <w:t>Tài liệu kỹ thuật: Spring Boot 3.x, Spring Security, JWT (JJWT), JPA/Hibernate, MySQL;</w:t>
+      </w:r>
+    </w:p>
+    <w:p>
+      <w:pPr>
+        <w:numPr>
+          <w:ilvl w:val="0"/>
+          <w:numId w:val="3"/>
+        </w:numPr>
+        <w:spacing w:before="240"/>
+        <w:rPr>
+          <w:noProof/>
+          <w:sz w:val="26"/>
+          <w:szCs w:val="26"/>
+        </w:rPr>
+      </w:pPr>
+      <w:r>
+        <w:rPr>
+          <w:noProof/>
+          <w:sz w:val="26"/>
+          <w:szCs w:val="26"/>
+        </w:rPr>
+        <w:t>Tài liệu kỹ thuật frontend: React 18, Next.js 14, TypeScript, Axios, Chart.js, WebSocket (STOMP/SockJS);</w:t>
+      </w:r>
+    </w:p>
+    <w:p>
+      <w:pPr>
+        <w:numPr>
+          <w:ilvl w:val="0"/>
+          <w:numId w:val="3"/>
+        </w:numPr>
+        <w:spacing w:before="240"/>
+        <w:rPr>
+          <w:noProof/>
+          <w:sz w:val="26"/>
+          <w:szCs w:val="26"/>
+        </w:rPr>
+      </w:pPr>
+      <w:r>
+        <w:rPr>
+          <w:noProof/>
+          <w:sz w:val="26"/>
+          <w:szCs w:val="26"/>
+        </w:rPr>
+        <w:t>Tài liệu tích hợp thanh toán trực tuyến: PayOS (API, webhook, cấu hình client-id, api-key, checksum-key);</w:t>
+      </w:r>
+    </w:p>
+    <w:p>
+      <w:pPr>
+        <w:numPr>
+          <w:ilvl w:val="0"/>
+          <w:numId w:val="3"/>
+        </w:numPr>
+        <w:spacing w:before="240"/>
+        <w:rPr>
+          <w:noProof/>
+          <w:sz w:val="26"/>
+          <w:szCs w:val="26"/>
+        </w:rPr>
+      </w:pPr>
+      <w:r>
+        <w:rPr>
+          <w:noProof/>
+          <w:sz w:val="26"/>
+          <w:szCs w:val="26"/>
+        </w:rPr>
+        <w:t>Tài liệu bảo mật: CORS, CSRF, phân quyền theo vai trò (ADMIN, STAFF, TENANT);</w:t>
+      </w:r>
+    </w:p>
+    <w:p>
+      <w:pPr>
+        <w:numPr>
+          <w:ilvl w:val="0"/>
+          <w:numId w:val="3"/>
+        </w:numPr>
+        <w:spacing w:before="240"/>
+        <w:rPr>
+          <w:noProof/>
+          <w:sz w:val="26"/>
+          <w:szCs w:val="26"/>
+        </w:rPr>
+      </w:pPr>
+      <w:r>
+        <w:rPr>
+          <w:noProof/>
+          <w:sz w:val="26"/>
+          <w:szCs w:val="26"/>
+        </w:rPr>
+        <w:t>Tiến độ thực hiện dự án: bảng tiến độ theo tuần (khảo sát, phân tích, thiết kế, xây dựng backend/frontend, tích hợp, kiểm thử, bàn giao).</w:t>
       </w:r>
     </w:p>
     <w:p>
@@ -721,6 +823,7 @@
           <w:sz w:val="26"/>
           <w:szCs w:val="26"/>
         </w:rPr>
+        <w:lastRenderedPageBreak/>
         <w:t>1.1. Đặt vấn đề và lý do chọn đề tài</w:t>
       </w:r>
     </w:p>
@@ -930,8 +1033,333 @@
           <w:sz w:val="26"/>
           <w:szCs w:val="26"/>
         </w:rPr>
+        <w:t>2.6. Tích hợp thanh toán online (PayOS) và gửi email/SMS (nhắc nợ)</w:t>
+      </w:r>
+    </w:p>
+    <w:p>
+      <w:pPr>
+        <w:spacing w:before="240"/>
+        <w:ind w:firstLine="720"/>
+        <w:rPr>
+          <w:noProof/>
+          <w:sz w:val="26"/>
+          <w:szCs w:val="26"/>
+        </w:rPr>
+      </w:pPr>
+      <w:r>
+        <w:rPr>
+          <w:noProof/>
+          <w:sz w:val="26"/>
+          <w:szCs w:val="26"/>
+        </w:rPr>
+        <w:t>Chương 3. PHÂN TÍCH VÀ THIẾT KẾ HỆ THỐNG</w:t>
+      </w:r>
+    </w:p>
+    <w:p>
+      <w:pPr>
+        <w:spacing w:before="240"/>
+        <w:ind w:left="1288" w:hanging="284"/>
+        <w:rPr>
+          <w:noProof/>
+          <w:sz w:val="26"/>
+          <w:szCs w:val="26"/>
+        </w:rPr>
+      </w:pPr>
+      <w:r>
+        <w:rPr>
+          <w:noProof/>
+          <w:sz w:val="26"/>
+          <w:szCs w:val="26"/>
+        </w:rPr>
+        <w:t>3.1. Phân tích nghiệp vụ (quản lý khu/phòng, hợp đồng, khách thuê, hóa đơn, thanh toán, hỗ trợ)</w:t>
+      </w:r>
+    </w:p>
+    <w:p>
+      <w:pPr>
+        <w:spacing w:before="240"/>
+        <w:ind w:left="1288" w:hanging="284"/>
+        <w:rPr>
+          <w:noProof/>
+          <w:sz w:val="26"/>
+          <w:szCs w:val="26"/>
+          <w:lang w:val="vi-VN"/>
+        </w:rPr>
+      </w:pPr>
+      <w:r>
+        <w:rPr>
+          <w:noProof/>
+          <w:sz w:val="26"/>
+          <w:szCs w:val="26"/>
+        </w:rPr>
+        <w:t>3.2. Use case và User Story</w:t>
+      </w:r>
+    </w:p>
+    <w:p>
+      <w:pPr>
+        <w:spacing w:before="240"/>
+        <w:ind w:left="1288" w:hanging="284"/>
+        <w:rPr>
+          <w:noProof/>
+          <w:sz w:val="26"/>
+          <w:szCs w:val="26"/>
+          <w:lang w:val="vi-VN"/>
+        </w:rPr>
+      </w:pPr>
+      <w:r>
+        <w:rPr>
+          <w:noProof/>
+          <w:sz w:val="26"/>
+          <w:szCs w:val="26"/>
+        </w:rPr>
+        <w:t>3.3. Sơ đồ lớp (Class diagram</w:t>
+      </w:r>
+      <w:r>
+        <w:rPr>
+          <w:noProof/>
+          <w:sz w:val="26"/>
+          <w:szCs w:val="26"/>
+          <w:lang w:val="vi-VN"/>
+        </w:rPr>
+        <w:t>)</w:t>
+      </w:r>
+    </w:p>
+    <w:p>
+      <w:pPr>
+        <w:spacing w:before="240"/>
+        <w:ind w:left="1288" w:hanging="284"/>
+        <w:rPr>
+          <w:noProof/>
+          <w:sz w:val="26"/>
+          <w:szCs w:val="26"/>
+          <w:lang w:val="vi-VN"/>
+        </w:rPr>
+      </w:pPr>
+      <w:r>
+        <w:rPr>
+          <w:noProof/>
+          <w:sz w:val="26"/>
+          <w:szCs w:val="26"/>
+          <w:lang w:val="vi-VN"/>
+        </w:rPr>
+        <w:t>3.4. Thiết kế cơ sở dữ liệu (ERD, các bảng: người dùng, khu vực, phòng, người thuê nhà, hợp đồng, giá dịch vụ, chỉ số công tơ, hóa đơn, thanh toán, yêu cầu hỗ trợ, thông báo, nhật ký hệ thống, mã đặt lại mật khẩu, đơn đặt hàng PayOS, …)</w:t>
+      </w:r>
+    </w:p>
+    <w:p>
+      <w:pPr>
+        <w:spacing w:before="240"/>
+        <w:ind w:left="1288" w:hanging="284"/>
+        <w:rPr>
+          <w:noProof/>
+          <w:sz w:val="26"/>
+          <w:szCs w:val="26"/>
+          <w:lang w:val="vi-VN"/>
+        </w:rPr>
+      </w:pPr>
+      <w:r>
+        <w:rPr>
+          <w:noProof/>
+          <w:sz w:val="26"/>
+          <w:szCs w:val="26"/>
+          <w:lang w:val="vi-VN"/>
+        </w:rPr>
+        <w:t>3.5. Thiết kế API (các điểm cuối cho Xác thực, Khu vực, Phòng, Người thuê, Hợp đồng, Giá dịch vụ, Chỉ số công tơ, Hóa đơn, Thanh toán, Người dùng, Yêu cầu hỗ trợ, Báo cáo, Thông báo, Nhật ký hệ thống, Thanh toán PayOS)</w:t>
+      </w:r>
+    </w:p>
+    <w:p>
+      <w:pPr>
+        <w:spacing w:before="240"/>
+        <w:ind w:left="1288" w:hanging="284"/>
+        <w:rPr>
+          <w:noProof/>
+          <w:sz w:val="26"/>
+          <w:szCs w:val="26"/>
+          <w:lang w:val="vi-VN"/>
+        </w:rPr>
+      </w:pPr>
+      <w:r>
+        <w:rPr>
+          <w:noProof/>
+          <w:sz w:val="26"/>
+          <w:szCs w:val="26"/>
+          <w:lang w:val="vi-VN"/>
+        </w:rPr>
+        <w:t>3.6. Luồng xử lý chính: đăng nhập, tạo hợp đồng, tạo hóa đơn, thanh toán, quên mật khẩu, nhắc nợ</w:t>
+      </w:r>
+    </w:p>
+    <w:p>
+      <w:pPr>
+        <w:spacing w:before="240"/>
+        <w:ind w:firstLine="720"/>
+        <w:rPr>
+          <w:noProof/>
+          <w:sz w:val="26"/>
+          <w:szCs w:val="26"/>
+          <w:lang w:val="vi-VN"/>
+        </w:rPr>
+      </w:pPr>
+      <w:r>
+        <w:rPr>
+          <w:noProof/>
+          <w:sz w:val="26"/>
+          <w:szCs w:val="26"/>
+          <w:lang w:val="vi-VN"/>
+        </w:rPr>
+        <w:t>Chương 4. TRIỂN KHAI HỆ THỐNG</w:t>
+      </w:r>
+    </w:p>
+    <w:p>
+      <w:pPr>
+        <w:spacing w:before="240"/>
+        <w:ind w:left="1288" w:hanging="284"/>
+        <w:rPr>
+          <w:noProof/>
+          <w:sz w:val="26"/>
+          <w:szCs w:val="26"/>
+          <w:lang w:val="vi-VN"/>
+        </w:rPr>
+      </w:pPr>
+      <w:r>
+        <w:rPr>
+          <w:noProof/>
+          <w:sz w:val="26"/>
+          <w:szCs w:val="26"/>
+          <w:lang w:val="vi-VN"/>
+        </w:rPr>
+        <w:t>4.1. Môi trường phát triển và cấu hình (Java 17, Node.js 18+, MySQL, cấu hình application.properties và biến môi trường)</w:t>
+      </w:r>
+    </w:p>
+    <w:p>
+      <w:pPr>
+        <w:spacing w:before="240"/>
+        <w:ind w:left="1288" w:hanging="284"/>
+        <w:rPr>
+          <w:noProof/>
+          <w:sz w:val="26"/>
+          <w:szCs w:val="26"/>
+        </w:rPr>
+      </w:pPr>
+      <w:r>
+        <w:rPr>
+          <w:noProof/>
+          <w:sz w:val="26"/>
+          <w:szCs w:val="26"/>
+        </w:rPr>
         <w:lastRenderedPageBreak/>
-        <w:t>2.6. Tích hợp thanh toán online (PayOS) và gửi email/SMS (nhắc nợ)</w:t>
+        <w:t>4.2. Cấu trúc mã nguồn Backend (package: domain, dto, repository, service, controller, config, security, job)</w:t>
+      </w:r>
+    </w:p>
+    <w:p>
+      <w:pPr>
+        <w:spacing w:before="240"/>
+        <w:ind w:left="1288" w:hanging="284"/>
+        <w:rPr>
+          <w:noProof/>
+          <w:sz w:val="26"/>
+          <w:szCs w:val="26"/>
+        </w:rPr>
+      </w:pPr>
+      <w:r>
+        <w:rPr>
+          <w:noProof/>
+          <w:sz w:val="26"/>
+          <w:szCs w:val="26"/>
+        </w:rPr>
+        <w:t>4.3. Cấu trúc mã nguồn Frontend (app router, components, lib api/auth)</w:t>
+      </w:r>
+    </w:p>
+    <w:p>
+      <w:pPr>
+        <w:spacing w:before="240"/>
+        <w:ind w:left="1288" w:hanging="284"/>
+        <w:rPr>
+          <w:noProof/>
+          <w:sz w:val="26"/>
+          <w:szCs w:val="26"/>
+        </w:rPr>
+      </w:pPr>
+      <w:r>
+        <w:rPr>
+          <w:noProof/>
+          <w:sz w:val="26"/>
+          <w:szCs w:val="26"/>
+        </w:rPr>
+        <w:t>4.4. Xác thực và phân quyền (JWT, Role ADMIN/STAFF/TENANT, bảo vệ route FE và API)</w:t>
+      </w:r>
+    </w:p>
+    <w:p>
+      <w:pPr>
+        <w:spacing w:before="240"/>
+        <w:ind w:left="1288" w:hanging="284"/>
+        <w:rPr>
+          <w:noProof/>
+          <w:sz w:val="26"/>
+          <w:szCs w:val="26"/>
+        </w:rPr>
+      </w:pPr>
+      <w:r>
+        <w:rPr>
+          <w:noProof/>
+          <w:sz w:val="26"/>
+          <w:szCs w:val="26"/>
+        </w:rPr>
+        <w:t>4.5. Các module chức năng đã triển khai (liệt kê từng module và công nghệ liên quan)</w:t>
+      </w:r>
+    </w:p>
+    <w:p>
+      <w:pPr>
+        <w:spacing w:before="240"/>
+        <w:ind w:left="1288" w:hanging="284"/>
+        <w:rPr>
+          <w:noProof/>
+          <w:sz w:val="26"/>
+          <w:szCs w:val="26"/>
+        </w:rPr>
+      </w:pPr>
+      <w:r>
+        <w:rPr>
+          <w:noProof/>
+          <w:sz w:val="26"/>
+          <w:szCs w:val="26"/>
+        </w:rPr>
+        <w:t>4.6. Tích hợp PayOS (tạo link thanh toán, webhook, cập nhật trạng thái hóa đơn)</w:t>
+      </w:r>
+    </w:p>
+    <w:p>
+      <w:pPr>
+        <w:spacing w:before="240"/>
+        <w:ind w:left="1288" w:hanging="284"/>
+        <w:rPr>
+          <w:noProof/>
+          <w:sz w:val="26"/>
+          <w:szCs w:val="26"/>
+        </w:rPr>
+      </w:pPr>
+      <w:r>
+        <w:rPr>
+          <w:noProof/>
+          <w:sz w:val="26"/>
+          <w:szCs w:val="26"/>
+        </w:rPr>
+        <w:t>4.7. Gửi thông báo (WebSocket), nhắc nợ qua email/SMS (cấu hình Mail/SMS)</w:t>
+      </w:r>
+    </w:p>
+    <w:p>
+      <w:pPr>
+        <w:spacing w:before="240"/>
+        <w:ind w:left="1288" w:hanging="284"/>
+        <w:rPr>
+          <w:noProof/>
+          <w:sz w:val="26"/>
+          <w:szCs w:val="26"/>
+        </w:rPr>
+      </w:pPr>
+      <w:r>
+        <w:rPr>
+          <w:noProof/>
+          <w:sz w:val="26"/>
+          <w:szCs w:val="26"/>
+        </w:rPr>
+        <w:t>4.8. Quên mật khẩu (token, email, link reset)</w:t>
       </w:r>
     </w:p>
     <w:p>
@@ -950,7 +1378,7 @@
           <w:sz w:val="26"/>
           <w:szCs w:val="26"/>
         </w:rPr>
-        <w:t>Chương 3. PHÂN TÍCH VÀ THIẾT KẾ HỆ THỐNG</w:t>
+        <w:t>Chương 5. KIỂM THỬ VÀ ĐÁNH GIÁ</w:t>
       </w:r>
     </w:p>
     <w:p>
@@ -969,332 +1397,6 @@
           <w:sz w:val="26"/>
           <w:szCs w:val="26"/>
         </w:rPr>
-        <w:t>3.1. Phân tích nghiệp vụ (quản lý khu/phòng, hợp đồng, khách thuê, hóa đơn, thanh toán, hỗ trợ)</w:t>
-      </w:r>
-    </w:p>
-    <w:p>
-      <w:pPr>
-        <w:spacing w:before="240"/>
-        <w:ind w:left="1288" w:hanging="284"/>
-        <w:rPr>
-          <w:noProof/>
-          <w:sz w:val="26"/>
-          <w:szCs w:val="26"/>
-          <w:lang w:val="vi-VN"/>
-        </w:rPr>
-      </w:pPr>
-      <w:r>
-        <w:rPr>
-          <w:noProof/>
-          <w:sz w:val="26"/>
-          <w:szCs w:val="26"/>
-        </w:rPr>
-        <w:t>3.2. Use case và User Story</w:t>
-      </w:r>
-    </w:p>
-    <w:p>
-      <w:pPr>
-        <w:spacing w:before="240"/>
-        <w:ind w:left="1288" w:hanging="284"/>
-        <w:rPr>
-          <w:noProof/>
-          <w:sz w:val="26"/>
-          <w:szCs w:val="26"/>
-          <w:lang w:val="vi-VN"/>
-        </w:rPr>
-      </w:pPr>
-      <w:r>
-        <w:rPr>
-          <w:noProof/>
-          <w:sz w:val="26"/>
-          <w:szCs w:val="26"/>
-        </w:rPr>
-        <w:t>3.3. Sơ đồ lớp (Class diagram</w:t>
-      </w:r>
-      <w:r>
-        <w:rPr>
-          <w:noProof/>
-          <w:sz w:val="26"/>
-          <w:szCs w:val="26"/>
-          <w:lang w:val="vi-VN"/>
-        </w:rPr>
-        <w:t>)</w:t>
-      </w:r>
-    </w:p>
-    <w:p>
-      <w:pPr>
-        <w:spacing w:before="240"/>
-        <w:ind w:left="1288" w:hanging="284"/>
-        <w:rPr>
-          <w:noProof/>
-          <w:sz w:val="26"/>
-          <w:szCs w:val="26"/>
-          <w:lang w:val="vi-VN"/>
-        </w:rPr>
-      </w:pPr>
-      <w:r>
-        <w:rPr>
-          <w:noProof/>
-          <w:sz w:val="26"/>
-          <w:szCs w:val="26"/>
-          <w:lang w:val="vi-VN"/>
-        </w:rPr>
-        <w:t>3.4. Thiết kế cơ sở dữ liệu (ERD, các bảng: người dùng, khu vực, phòng, người thuê nhà, hợp đồng, giá dịch vụ, chỉ số công tơ, hóa đơn, thanh toán, yêu cầu hỗ trợ, thông báo, nhật ký hệ thống, mã đặt lại mật khẩu, đơn đặt hàng PayOS, …)</w:t>
-      </w:r>
-    </w:p>
-    <w:p>
-      <w:pPr>
-        <w:spacing w:before="240"/>
-        <w:ind w:left="1288" w:hanging="284"/>
-        <w:rPr>
-          <w:noProof/>
-          <w:sz w:val="26"/>
-          <w:szCs w:val="26"/>
-          <w:lang w:val="vi-VN"/>
-        </w:rPr>
-      </w:pPr>
-      <w:r>
-        <w:rPr>
-          <w:noProof/>
-          <w:sz w:val="26"/>
-          <w:szCs w:val="26"/>
-          <w:lang w:val="vi-VN"/>
-        </w:rPr>
-        <w:t>3.5. Thiết kế API (các điểm cuối cho Xác thực, Khu vực, Phòng, Người thuê, Hợp đồng, Giá dịch vụ, Chỉ số công tơ, Hóa đơn, Thanh toán, Người dùng, Yêu cầu hỗ trợ, Báo cáo, Thông báo, Nhật ký hệ thống, Thanh toán PayOS)</w:t>
-      </w:r>
-    </w:p>
-    <w:p>
-      <w:pPr>
-        <w:spacing w:before="240"/>
-        <w:ind w:left="1288" w:hanging="284"/>
-        <w:rPr>
-          <w:noProof/>
-          <w:sz w:val="26"/>
-          <w:szCs w:val="26"/>
-          <w:lang w:val="vi-VN"/>
-        </w:rPr>
-      </w:pPr>
-      <w:r>
-        <w:rPr>
-          <w:noProof/>
-          <w:sz w:val="26"/>
-          <w:szCs w:val="26"/>
-          <w:lang w:val="vi-VN"/>
-        </w:rPr>
-        <w:t>3.6. Luồng xử lý chính: đăng nhập, tạo hợp đồng, tạo hóa đơn, thanh toán, quên mật khẩu, nhắc nợ</w:t>
-      </w:r>
-    </w:p>
-    <w:p>
-      <w:pPr>
-        <w:spacing w:before="240"/>
-        <w:ind w:firstLine="720"/>
-        <w:rPr>
-          <w:noProof/>
-          <w:sz w:val="26"/>
-          <w:szCs w:val="26"/>
-          <w:lang w:val="vi-VN"/>
-        </w:rPr>
-      </w:pPr>
-      <w:r>
-        <w:rPr>
-          <w:noProof/>
-          <w:sz w:val="26"/>
-          <w:szCs w:val="26"/>
-          <w:lang w:val="vi-VN"/>
-        </w:rPr>
-        <w:t>Chương 4. TRIỂN KHAI HỆ THỐNG</w:t>
-      </w:r>
-    </w:p>
-    <w:p>
-      <w:pPr>
-        <w:spacing w:before="240"/>
-        <w:ind w:left="1288" w:hanging="284"/>
-        <w:rPr>
-          <w:noProof/>
-          <w:sz w:val="26"/>
-          <w:szCs w:val="26"/>
-          <w:lang w:val="vi-VN"/>
-        </w:rPr>
-      </w:pPr>
-      <w:r>
-        <w:rPr>
-          <w:noProof/>
-          <w:sz w:val="26"/>
-          <w:szCs w:val="26"/>
-          <w:lang w:val="vi-VN"/>
-        </w:rPr>
-        <w:t>4.1. Môi trường phát triển và cấu hình (Java 17, Node.js 18+, MySQL, cấu hình application.properties và biến môi trường)</w:t>
-      </w:r>
-    </w:p>
-    <w:p>
-      <w:pPr>
-        <w:spacing w:before="240"/>
-        <w:ind w:left="1288" w:hanging="284"/>
-        <w:rPr>
-          <w:noProof/>
-          <w:sz w:val="26"/>
-          <w:szCs w:val="26"/>
-        </w:rPr>
-      </w:pPr>
-      <w:r>
-        <w:rPr>
-          <w:noProof/>
-          <w:sz w:val="26"/>
-          <w:szCs w:val="26"/>
-        </w:rPr>
-        <w:t>4.2. Cấu trúc mã nguồn Backend (package: domain, dto, repository, service, controller, config, security, job)</w:t>
-      </w:r>
-    </w:p>
-    <w:p>
-      <w:pPr>
-        <w:spacing w:before="240"/>
-        <w:ind w:left="1288" w:hanging="284"/>
-        <w:rPr>
-          <w:noProof/>
-          <w:sz w:val="26"/>
-          <w:szCs w:val="26"/>
-        </w:rPr>
-      </w:pPr>
-      <w:r>
-        <w:rPr>
-          <w:noProof/>
-          <w:sz w:val="26"/>
-          <w:szCs w:val="26"/>
-        </w:rPr>
-        <w:t>4.3. Cấu trúc mã nguồn Frontend (app router, components, lib api/auth)</w:t>
-      </w:r>
-    </w:p>
-    <w:p>
-      <w:pPr>
-        <w:spacing w:before="240"/>
-        <w:ind w:left="1288" w:hanging="284"/>
-        <w:rPr>
-          <w:noProof/>
-          <w:sz w:val="26"/>
-          <w:szCs w:val="26"/>
-        </w:rPr>
-      </w:pPr>
-      <w:r>
-        <w:rPr>
-          <w:noProof/>
-          <w:sz w:val="26"/>
-          <w:szCs w:val="26"/>
-        </w:rPr>
-        <w:t>4.4. Xác thực và phân quyền (JWT, Role ADMIN/STAFF/TENANT, bảo vệ route FE và API)</w:t>
-      </w:r>
-    </w:p>
-    <w:p>
-      <w:pPr>
-        <w:spacing w:before="240"/>
-        <w:ind w:left="1288" w:hanging="284"/>
-        <w:rPr>
-          <w:noProof/>
-          <w:sz w:val="26"/>
-          <w:szCs w:val="26"/>
-        </w:rPr>
-      </w:pPr>
-      <w:r>
-        <w:rPr>
-          <w:noProof/>
-          <w:sz w:val="26"/>
-          <w:szCs w:val="26"/>
-        </w:rPr>
-        <w:t>4.5. Các module chức năng đã triển khai (liệt kê từng module và công nghệ liên quan)</w:t>
-      </w:r>
-    </w:p>
-    <w:p>
-      <w:pPr>
-        <w:spacing w:before="240"/>
-        <w:ind w:left="1288" w:hanging="284"/>
-        <w:rPr>
-          <w:noProof/>
-          <w:sz w:val="26"/>
-          <w:szCs w:val="26"/>
-        </w:rPr>
-      </w:pPr>
-      <w:r>
-        <w:rPr>
-          <w:noProof/>
-          <w:sz w:val="26"/>
-          <w:szCs w:val="26"/>
-        </w:rPr>
-        <w:t>4.6. Tích hợp PayOS (tạo link thanh toán, webhook, cập nhật trạng thái hóa đơn)</w:t>
-      </w:r>
-    </w:p>
-    <w:p>
-      <w:pPr>
-        <w:spacing w:before="240"/>
-        <w:ind w:left="1288" w:hanging="284"/>
-        <w:rPr>
-          <w:noProof/>
-          <w:sz w:val="26"/>
-          <w:szCs w:val="26"/>
-        </w:rPr>
-      </w:pPr>
-      <w:r>
-        <w:rPr>
-          <w:noProof/>
-          <w:sz w:val="26"/>
-          <w:szCs w:val="26"/>
-        </w:rPr>
-        <w:t>4.7. Gửi thông báo (WebSocket), nhắc nợ qua email/SMS (cấu hình Mail/SMS)</w:t>
-      </w:r>
-    </w:p>
-    <w:p>
-      <w:pPr>
-        <w:spacing w:before="240"/>
-        <w:ind w:left="1288" w:hanging="284"/>
-        <w:rPr>
-          <w:noProof/>
-          <w:sz w:val="26"/>
-          <w:szCs w:val="26"/>
-        </w:rPr>
-      </w:pPr>
-      <w:r>
-        <w:rPr>
-          <w:noProof/>
-          <w:sz w:val="26"/>
-          <w:szCs w:val="26"/>
-        </w:rPr>
-        <w:t>4.8. Quên mật khẩu (token, email, link reset)</w:t>
-      </w:r>
-    </w:p>
-    <w:p>
-      <w:pPr>
-        <w:spacing w:before="240"/>
-        <w:ind w:firstLine="720"/>
-        <w:rPr>
-          <w:noProof/>
-          <w:sz w:val="26"/>
-          <w:szCs w:val="26"/>
-        </w:rPr>
-      </w:pPr>
-      <w:r>
-        <w:rPr>
-          <w:noProof/>
-          <w:sz w:val="26"/>
-          <w:szCs w:val="26"/>
-        </w:rPr>
-        <w:t>Chương 5. KIỂM THỬ VÀ ĐÁNH GIÁ</w:t>
-      </w:r>
-    </w:p>
-    <w:p>
-      <w:pPr>
-        <w:spacing w:before="240"/>
-        <w:ind w:left="1288" w:hanging="284"/>
-        <w:rPr>
-          <w:noProof/>
-          <w:sz w:val="26"/>
-          <w:szCs w:val="26"/>
-        </w:rPr>
-      </w:pPr>
-      <w:r>
-        <w:rPr>
-          <w:noProof/>
-          <w:sz w:val="26"/>
-          <w:szCs w:val="26"/>
-        </w:rPr>
-        <w:lastRenderedPageBreak/>
         <w:t>5.1. Kịch bản kiểm thử chức năng (đăng nhập, CRUD phòng/hợp đồng/khách thuê, tạo hóa đơn, thanh toán, quên mật khẩu)</w:t>
       </w:r>
     </w:p>
@@ -1446,98 +1548,338 @@
     </w:p>
     <w:p>
       <w:pPr>
-        <w:pStyle w:val="ListParagraph"/>
         <w:numPr>
           <w:ilvl w:val="0"/>
-          <w:numId w:val="2"/>
+          <w:numId w:val="5"/>
         </w:numPr>
         <w:tabs>
-          <w:tab w:val="left" w:leader="dot" w:pos="8931"/>
-        </w:tabs>
-        <w:spacing w:before="240" w:line="312" w:lineRule="auto"/>
-        <w:ind w:left="709"/>
-        <w:jc w:val="both"/>
-        <w:rPr>
-          <w:noProof/>
-          <w:sz w:val="26"/>
-          <w:szCs w:val="26"/>
-        </w:rPr>
-      </w:pPr>
-      <w:r>
-        <w:rPr>
-          <w:noProof/>
-          <w:sz w:val="26"/>
-          <w:szCs w:val="26"/>
-        </w:rPr>
-        <w:t xml:space="preserve">[ghi ngắn gọn </w:t>
-      </w:r>
-      <w:r>
-        <w:rPr>
-          <w:noProof/>
-          <w:sz w:val="26"/>
-          <w:szCs w:val="26"/>
-        </w:rPr>
-        <w:t xml:space="preserve">và </w:t>
-      </w:r>
-      <w:r>
-        <w:rPr>
-          <w:noProof/>
-          <w:sz w:val="26"/>
-          <w:szCs w:val="26"/>
-        </w:rPr>
-        <w:t xml:space="preserve">rõ những </w:t>
-      </w:r>
-      <w:r>
-        <w:rPr>
-          <w:noProof/>
-          <w:sz w:val="26"/>
-          <w:szCs w:val="26"/>
-        </w:rPr>
-        <w:t>sản phẩm dự kiến sẽ xây dựng được</w:t>
-      </w:r>
-      <w:r>
-        <w:rPr>
-          <w:noProof/>
-          <w:sz w:val="26"/>
-          <w:szCs w:val="26"/>
-        </w:rPr>
-        <w:t>, sử dụng định dạng Bullet</w:t>
-      </w:r>
-      <w:r>
-        <w:rPr>
-          <w:noProof/>
-          <w:sz w:val="26"/>
-          <w:szCs w:val="26"/>
-        </w:rPr>
-        <w:t>, nhiều ý thì các ý trên kết thúc với dấu “;” – ý cuối cùng kết thúc với dấu “.”];</w:t>
-      </w:r>
-    </w:p>
-    <w:p>
-      <w:pPr>
-        <w:pStyle w:val="ListParagraph"/>
+          <w:tab w:val="left" w:pos="2410"/>
+        </w:tabs>
+        <w:spacing w:before="240"/>
+        <w:rPr>
+          <w:noProof/>
+          <w:sz w:val="26"/>
+          <w:szCs w:val="26"/>
+        </w:rPr>
+      </w:pPr>
+      <w:r>
+        <w:rPr>
+          <w:noProof/>
+          <w:sz w:val="26"/>
+          <w:szCs w:val="26"/>
+        </w:rPr>
+        <w:t>Website quản lý nhà trọ (iTro) chạy trên nền web với giao diện tiếng Việt, hỗ trợ nhiều vai trò (Ad</w:t>
+      </w:r>
+      <w:bookmarkStart w:id="0" w:name="_GoBack"/>
+      <w:bookmarkEnd w:id="0"/>
+      <w:r>
+        <w:rPr>
+          <w:noProof/>
+          <w:sz w:val="26"/>
+          <w:szCs w:val="26"/>
+        </w:rPr>
+        <w:t>min, Nhân viên, Khách thuê);</w:t>
+      </w:r>
+    </w:p>
+    <w:p>
+      <w:pPr>
         <w:numPr>
           <w:ilvl w:val="0"/>
-          <w:numId w:val="2"/>
+          <w:numId w:val="5"/>
         </w:numPr>
         <w:tabs>
-          <w:tab w:val="left" w:leader="dot" w:pos="8931"/>
-        </w:tabs>
-        <w:spacing w:before="240" w:line="312" w:lineRule="auto"/>
-        <w:ind w:left="709"/>
-        <w:jc w:val="both"/>
-        <w:rPr>
-          <w:noProof/>
-          <w:sz w:val="26"/>
-          <w:szCs w:val="26"/>
-        </w:rPr>
-      </w:pPr>
-      <w:r>
-        <w:rPr>
-          <w:noProof/>
-          <w:sz w:val="26"/>
-          <w:szCs w:val="26"/>
-        </w:rPr>
-        <w:t>…..</w:t>
+          <w:tab w:val="left" w:pos="2410"/>
+        </w:tabs>
+        <w:spacing w:before="240"/>
+        <w:rPr>
+          <w:noProof/>
+          <w:sz w:val="26"/>
+          <w:szCs w:val="26"/>
+        </w:rPr>
+      </w:pPr>
+      <w:r>
+        <w:rPr>
+          <w:noProof/>
+          <w:sz w:val="26"/>
+          <w:szCs w:val="26"/>
+        </w:rPr>
+        <w:t>Module đăng nhập, đăng xuất, quên mật khẩu và đặt lại mật khẩu (kèm xác thực qua email hoặc mã);</w:t>
+      </w:r>
+    </w:p>
+    <w:p>
+      <w:pPr>
+        <w:numPr>
+          <w:ilvl w:val="0"/>
+          <w:numId w:val="5"/>
+        </w:numPr>
+        <w:tabs>
+          <w:tab w:val="left" w:pos="2410"/>
+        </w:tabs>
+        <w:spacing w:before="240"/>
+        <w:rPr>
+          <w:noProof/>
+          <w:sz w:val="26"/>
+          <w:szCs w:val="26"/>
+        </w:rPr>
+      </w:pPr>
+      <w:r>
+        <w:rPr>
+          <w:noProof/>
+          <w:sz w:val="26"/>
+          <w:szCs w:val="26"/>
+        </w:rPr>
+        <w:t>Module quản lý khu vực và quản lý phòng (thêm, sửa, xóa, tra cứu, trạng thái phòng trống/đã thuê);</w:t>
+      </w:r>
+    </w:p>
+    <w:p>
+      <w:pPr>
+        <w:numPr>
+          <w:ilvl w:val="0"/>
+          <w:numId w:val="5"/>
+        </w:numPr>
+        <w:tabs>
+          <w:tab w:val="left" w:pos="2410"/>
+        </w:tabs>
+        <w:spacing w:before="240"/>
+        <w:rPr>
+          <w:noProof/>
+          <w:sz w:val="26"/>
+          <w:szCs w:val="26"/>
+        </w:rPr>
+      </w:pPr>
+      <w:r>
+        <w:rPr>
+          <w:noProof/>
+          <w:sz w:val="26"/>
+          <w:szCs w:val="26"/>
+        </w:rPr>
+        <w:t>Module quản lý khách thuê (thông tin cá nhân, lịch sử thuê, liên kết với phòng và hợp đồng);</w:t>
+      </w:r>
+    </w:p>
+    <w:p>
+      <w:pPr>
+        <w:numPr>
+          <w:ilvl w:val="0"/>
+          <w:numId w:val="5"/>
+        </w:numPr>
+        <w:tabs>
+          <w:tab w:val="left" w:pos="2410"/>
+        </w:tabs>
+        <w:spacing w:before="240"/>
+        <w:rPr>
+          <w:noProof/>
+          <w:sz w:val="26"/>
+          <w:szCs w:val="26"/>
+        </w:rPr>
+      </w:pPr>
+      <w:r>
+        <w:rPr>
+          <w:noProof/>
+          <w:sz w:val="26"/>
+          <w:szCs w:val="26"/>
+        </w:rPr>
+        <w:lastRenderedPageBreak/>
+        <w:t>Module quản lý hợp đồng thuê (tạo, gia hạn, kết thúc, in/xem hợp đồng);</w:t>
+      </w:r>
+    </w:p>
+    <w:p>
+      <w:pPr>
+        <w:numPr>
+          <w:ilvl w:val="0"/>
+          <w:numId w:val="5"/>
+        </w:numPr>
+        <w:tabs>
+          <w:tab w:val="left" w:pos="2410"/>
+        </w:tabs>
+        <w:spacing w:before="240"/>
+        <w:rPr>
+          <w:noProof/>
+          <w:sz w:val="26"/>
+          <w:szCs w:val="26"/>
+        </w:rPr>
+      </w:pPr>
+      <w:r>
+        <w:rPr>
+          <w:noProof/>
+          <w:sz w:val="26"/>
+          <w:szCs w:val="26"/>
+        </w:rPr>
+        <w:t>Module quản lý hóa đơn (tiền phòng, tiền dịch vụ, điện nước) và chỉ số điện nước theo kỳ;</w:t>
+      </w:r>
+    </w:p>
+    <w:p>
+      <w:pPr>
+        <w:numPr>
+          <w:ilvl w:val="0"/>
+          <w:numId w:val="5"/>
+        </w:numPr>
+        <w:tabs>
+          <w:tab w:val="left" w:pos="2410"/>
+        </w:tabs>
+        <w:spacing w:before="240"/>
+        <w:rPr>
+          <w:noProof/>
+          <w:sz w:val="26"/>
+          <w:szCs w:val="26"/>
+        </w:rPr>
+      </w:pPr>
+      <w:r>
+        <w:rPr>
+          <w:noProof/>
+          <w:sz w:val="26"/>
+          <w:szCs w:val="26"/>
+        </w:rPr>
+        <w:t>Module thanh toán: ghi nhận thanh toán tại chỗ và tích hợp thanh toán trực tuyến qua PayOS;</w:t>
+      </w:r>
+    </w:p>
+    <w:p>
+      <w:pPr>
+        <w:numPr>
+          <w:ilvl w:val="0"/>
+          <w:numId w:val="5"/>
+        </w:numPr>
+        <w:tabs>
+          <w:tab w:val="left" w:pos="2410"/>
+        </w:tabs>
+        <w:spacing w:before="240"/>
+        <w:rPr>
+          <w:noProof/>
+          <w:sz w:val="26"/>
+          <w:szCs w:val="26"/>
+        </w:rPr>
+      </w:pPr>
+      <w:r>
+        <w:rPr>
+          <w:noProof/>
+          <w:sz w:val="26"/>
+          <w:szCs w:val="26"/>
+        </w:rPr>
+        <w:t>Module bảng giá dịch vụ (điện, nước, dịch vụ khác) dùng chung cho toàn hệ thống;</w:t>
+      </w:r>
+    </w:p>
+    <w:p>
+      <w:pPr>
+        <w:numPr>
+          <w:ilvl w:val="0"/>
+          <w:numId w:val="5"/>
+        </w:numPr>
+        <w:tabs>
+          <w:tab w:val="left" w:pos="2410"/>
+        </w:tabs>
+        <w:spacing w:before="240"/>
+        <w:rPr>
+          <w:noProof/>
+          <w:sz w:val="26"/>
+          <w:szCs w:val="26"/>
+        </w:rPr>
+      </w:pPr>
+      <w:r>
+        <w:rPr>
+          <w:noProof/>
+          <w:sz w:val="26"/>
+          <w:szCs w:val="26"/>
+        </w:rPr>
+        <w:t>Module yêu cầu hỗ trợ: khách thuê gửi yêu cầu, nhân viên xử lý và phản hồi;</w:t>
+      </w:r>
+    </w:p>
+    <w:p>
+      <w:pPr>
+        <w:numPr>
+          <w:ilvl w:val="0"/>
+          <w:numId w:val="5"/>
+        </w:numPr>
+        <w:tabs>
+          <w:tab w:val="left" w:pos="2410"/>
+        </w:tabs>
+        <w:spacing w:before="240"/>
+        <w:rPr>
+          <w:noProof/>
+          <w:sz w:val="26"/>
+          <w:szCs w:val="26"/>
+        </w:rPr>
+      </w:pPr>
+      <w:r>
+        <w:rPr>
+          <w:noProof/>
+          <w:sz w:val="26"/>
+          <w:szCs w:val="26"/>
+        </w:rPr>
+        <w:t>Module thông báo: gửi/nhận thông báo theo thời gian thực (WebSocket) và danh sách thông báo;</w:t>
+      </w:r>
+    </w:p>
+    <w:p>
+      <w:pPr>
+        <w:numPr>
+          <w:ilvl w:val="0"/>
+          <w:numId w:val="5"/>
+        </w:numPr>
+        <w:tabs>
+          <w:tab w:val="left" w:pos="2410"/>
+        </w:tabs>
+        <w:spacing w:before="240"/>
+        <w:rPr>
+          <w:noProof/>
+          <w:sz w:val="26"/>
+          <w:szCs w:val="26"/>
+        </w:rPr>
+      </w:pPr>
+      <w:r>
+        <w:rPr>
+          <w:noProof/>
+          <w:sz w:val="26"/>
+          <w:szCs w:val="26"/>
+        </w:rPr>
+        <w:t>Trang tổng quan và báo cáo: thống kê doanh thu, công nợ, tỷ lệ lấp phòng (biểu đồ, bảng số liệu);</w:t>
+      </w:r>
+    </w:p>
+    <w:p>
+      <w:pPr>
+        <w:numPr>
+          <w:ilvl w:val="0"/>
+          <w:numId w:val="5"/>
+        </w:numPr>
+        <w:tabs>
+          <w:tab w:val="left" w:pos="2410"/>
+        </w:tabs>
+        <w:spacing w:before="240"/>
+        <w:rPr>
+          <w:noProof/>
+          <w:sz w:val="26"/>
+          <w:szCs w:val="26"/>
+        </w:rPr>
+      </w:pPr>
+      <w:r>
+        <w:rPr>
+          <w:noProof/>
+          <w:sz w:val="26"/>
+          <w:szCs w:val="26"/>
+        </w:rPr>
+        <w:t>Module quản lý người dùng (Admin): tạo/sửa tài khoản, phân quyền, khóa/mở khóa;</w:t>
+      </w:r>
+    </w:p>
+    <w:p>
+      <w:pPr>
+        <w:numPr>
+          <w:ilvl w:val="0"/>
+          <w:numId w:val="5"/>
+        </w:numPr>
+        <w:tabs>
+          <w:tab w:val="left" w:pos="2410"/>
+        </w:tabs>
+        <w:spacing w:before="240"/>
+        <w:rPr>
+          <w:noProof/>
+          <w:sz w:val="26"/>
+          <w:szCs w:val="26"/>
+        </w:rPr>
+      </w:pPr>
+      <w:r>
+        <w:rPr>
+          <w:noProof/>
+          <w:sz w:val="26"/>
+          <w:szCs w:val="26"/>
+        </w:rPr>
+        <w:t>Tài liệu hướng dẫn sử dụng (hoặc tài liệu kỹ thuật triển khai) cho người vận hành và bảo trì.</w:t>
       </w:r>
     </w:p>
     <w:p>
@@ -2002,7 +2344,7 @@
 </file>
 
 <file path=word/endnotes.xml><?xml version="1.0" encoding="utf-8"?>
-<w:endnotes xmlns:wpc="http://schemas.microsoft.com/office/word/2010/wordprocessingCanvas" xmlns:cx="http://schemas.microsoft.com/office/drawing/2014/chartex" xmlns:cx1="http://schemas.microsoft.com/office/drawing/2015/9/8/chartex" xmlns:cx2="http://schemas.microsoft.com/office/drawing/2015/10/21/chartex" xmlns:cx3="http://schemas.microsoft.com/office/drawing/2016/5/9/chartex" xmlns:cx4="http://schemas.microsoft.com/office/drawing/2016/5/10/chartex" xmlns:cx5="http://schemas.microsoft.com/office/drawing/2016/5/11/chartex" xmlns:cx6="http://schemas.microsoft.com/office/drawing/2016/5/12/chartex" xmlns:cx7="http://schemas.microsoft.com/office/drawing/2016/5/13/chartex" xmlns:cx8="http://schemas.microsoft.com/office/drawing/2016/5/14/chartex" xmlns:mc="http://schemas.openxmlformats.org/markup-compatibility/2006" xmlns:aink="http://schemas.microsoft.com/office/drawing/2016/ink" xmlns:am3d="http://schemas.microsoft.com/office/drawing/2017/model3d" xmlns:o="urn:schemas-microsoft-com:office:office" xmlns:oel="http://schemas.microsoft.com/office/2019/extlst" xmlns:r="http://schemas.openxmlformats.org/officeDocument/2006/relationships" xmlns:m="http://schemas.openxmlformats.org/officeDocument/2006/math" xmlns:v="urn:schemas-microsoft-com:vml" xmlns:wp14="http://schemas.microsoft.com/office/word/2010/wordprocessingDrawing" xmlns:wp="http://schemas.openxmlformats.org/drawingml/2006/wordprocessingDrawing" xmlns:w10="urn:schemas-microsoft-com:office:word" xmlns:w="http://schemas.openxmlformats.org/wordprocessingml/2006/main" xmlns:w14="http://schemas.microsoft.com/office/word/2010/wordml" xmlns:w15="http://schemas.microsoft.com/office/word/2012/wordml" xmlns:w16cex="http://schemas.microsoft.com/office/word/2018/wordml/cex" xmlns:w16cid="http://schemas.microsoft.com/office/word/2016/wordml/cid" xmlns:w16="http://schemas.microsoft.com/office/word/2018/wordml" xmlns:w16du="http://schemas.microsoft.com/office/word/2023/wordml/word16du" xmlns:w16sdtdh="http://schemas.microsoft.com/office/word/2020/wordml/sdtdatahash" xmlns:w16sdtfl="http://schemas.microsoft.com/office/word/2024/wordml/sdtformatlock" xmlns:w16se="http://schemas.microsoft.com/office/word/2015/wordml/symex" xmlns:wpg="http://schemas.microsoft.com/office/word/2010/wordprocessingGroup" xmlns:wpi="http://schemas.microsoft.com/office/word/2010/wordprocessingInk" xmlns:wne="http://schemas.microsoft.com/office/word/2006/wordml" xmlns:wps="http://schemas.microsoft.com/office/word/2010/wordprocessingShape" mc:Ignorable="w14 w15 w16se w16cid w16 w16cex w16sdtdh w16sdtfl w16du wp14">
+<w:endnotes xmlns:wpc="http://schemas.microsoft.com/office/word/2010/wordprocessingCanvas" xmlns:mc="http://schemas.openxmlformats.org/markup-compatibility/2006" xmlns:o="urn:schemas-microsoft-com:office:office" xmlns:r="http://schemas.openxmlformats.org/officeDocument/2006/relationships" xmlns:m="http://schemas.openxmlformats.org/officeDocument/2006/math" xmlns:v="urn:schemas-microsoft-com:vml" xmlns:wp14="http://schemas.microsoft.com/office/word/2010/wordprocessingDrawing" xmlns:wp="http://schemas.openxmlformats.org/drawingml/2006/wordprocessingDrawing" xmlns:w10="urn:schemas-microsoft-com:office:word" xmlns:w="http://schemas.openxmlformats.org/wordprocessingml/2006/main" xmlns:w14="http://schemas.microsoft.com/office/word/2010/wordml" xmlns:w15="http://schemas.microsoft.com/office/word/2012/wordml" xmlns:wpg="http://schemas.microsoft.com/office/word/2010/wordprocessingGroup" xmlns:wpi="http://schemas.microsoft.com/office/word/2010/wordprocessingInk" xmlns:wne="http://schemas.microsoft.com/office/word/2006/wordml" xmlns:wps="http://schemas.microsoft.com/office/word/2010/wordprocessingShape" mc:Ignorable="w14 w15 wp14">
   <w:endnote w:type="separator" w:id="-1">
     <w:p>
       <w:r>
@@ -2021,7 +2363,7 @@
 </file>
 
 <file path=word/footnotes.xml><?xml version="1.0" encoding="utf-8"?>
-<w:footnotes xmlns:wpc="http://schemas.microsoft.com/office/word/2010/wordprocessingCanvas" xmlns:cx="http://schemas.microsoft.com/office/drawing/2014/chartex" xmlns:cx1="http://schemas.microsoft.com/office/drawing/2015/9/8/chartex" xmlns:cx2="http://schemas.microsoft.com/office/drawing/2015/10/21/chartex" xmlns:cx3="http://schemas.microsoft.com/office/drawing/2016/5/9/chartex" xmlns:cx4="http://schemas.microsoft.com/office/drawing/2016/5/10/chartex" xmlns:cx5="http://schemas.microsoft.com/office/drawing/2016/5/11/chartex" xmlns:cx6="http://schemas.microsoft.com/office/drawing/2016/5/12/chartex" xmlns:cx7="http://schemas.microsoft.com/office/drawing/2016/5/13/chartex" xmlns:cx8="http://schemas.microsoft.com/office/drawing/2016/5/14/chartex" xmlns:mc="http://schemas.openxmlformats.org/markup-compatibility/2006" xmlns:aink="http://schemas.microsoft.com/office/drawing/2016/ink" xmlns:am3d="http://schemas.microsoft.com/office/drawing/2017/model3d" xmlns:o="urn:schemas-microsoft-com:office:office" xmlns:oel="http://schemas.microsoft.com/office/2019/extlst" xmlns:r="http://schemas.openxmlformats.org/officeDocument/2006/relationships" xmlns:m="http://schemas.openxmlformats.org/officeDocument/2006/math" xmlns:v="urn:schemas-microsoft-com:vml" xmlns:wp14="http://schemas.microsoft.com/office/word/2010/wordprocessingDrawing" xmlns:wp="http://schemas.openxmlformats.org/drawingml/2006/wordprocessingDrawing" xmlns:w10="urn:schemas-microsoft-com:office:word" xmlns:w="http://schemas.openxmlformats.org/wordprocessingml/2006/main" xmlns:w14="http://schemas.microsoft.com/office/word/2010/wordml" xmlns:w15="http://schemas.microsoft.com/office/word/2012/wordml" xmlns:w16cex="http://schemas.microsoft.com/office/word/2018/wordml/cex" xmlns:w16cid="http://schemas.microsoft.com/office/word/2016/wordml/cid" xmlns:w16="http://schemas.microsoft.com/office/word/2018/wordml" xmlns:w16du="http://schemas.microsoft.com/office/word/2023/wordml/word16du" xmlns:w16sdtdh="http://schemas.microsoft.com/office/word/2020/wordml/sdtdatahash" xmlns:w16sdtfl="http://schemas.microsoft.com/office/word/2024/wordml/sdtformatlock" xmlns:w16se="http://schemas.microsoft.com/office/word/2015/wordml/symex" xmlns:wpg="http://schemas.microsoft.com/office/word/2010/wordprocessingGroup" xmlns:wpi="http://schemas.microsoft.com/office/word/2010/wordprocessingInk" xmlns:wne="http://schemas.microsoft.com/office/word/2006/wordml" xmlns:wps="http://schemas.microsoft.com/office/word/2010/wordprocessingShape" mc:Ignorable="w14 w15 w16se w16cid w16 w16cex w16sdtdh w16sdtfl w16du wp14">
+<w:footnotes xmlns:wpc="http://schemas.microsoft.com/office/word/2010/wordprocessingCanvas" xmlns:mc="http://schemas.openxmlformats.org/markup-compatibility/2006" xmlns:o="urn:schemas-microsoft-com:office:office" xmlns:r="http://schemas.openxmlformats.org/officeDocument/2006/relationships" xmlns:m="http://schemas.openxmlformats.org/officeDocument/2006/math" xmlns:v="urn:schemas-microsoft-com:vml" xmlns:wp14="http://schemas.microsoft.com/office/word/2010/wordprocessingDrawing" xmlns:wp="http://schemas.openxmlformats.org/drawingml/2006/wordprocessingDrawing" xmlns:w10="urn:schemas-microsoft-com:office:word" xmlns:w="http://schemas.openxmlformats.org/wordprocessingml/2006/main" xmlns:w14="http://schemas.microsoft.com/office/word/2010/wordml" xmlns:w15="http://schemas.microsoft.com/office/word/2012/wordml" xmlns:wpg="http://schemas.microsoft.com/office/word/2010/wordprocessingGroup" xmlns:wpi="http://schemas.microsoft.com/office/word/2010/wordprocessingInk" xmlns:wne="http://schemas.microsoft.com/office/word/2006/wordml" xmlns:wps="http://schemas.microsoft.com/office/word/2010/wordprocessingShape" mc:Ignorable="w14 w15 wp14">
   <w:footnote w:type="separator" w:id="-1">
     <w:p>
       <w:r>
@@ -2040,7 +2382,7 @@
 </file>
 
 <file path=word/header1.xml><?xml version="1.0" encoding="utf-8"?>
-<w:hdr xmlns:wpc="http://schemas.microsoft.com/office/word/2010/wordprocessingCanvas" xmlns:cx="http://schemas.microsoft.com/office/drawing/2014/chartex" xmlns:cx1="http://schemas.microsoft.com/office/drawing/2015/9/8/chartex" xmlns:cx2="http://schemas.microsoft.com/office/drawing/2015/10/21/chartex" xmlns:cx3="http://schemas.microsoft.com/office/drawing/2016/5/9/chartex" xmlns:cx4="http://schemas.microsoft.com/office/drawing/2016/5/10/chartex" xmlns:cx5="http://schemas.microsoft.com/office/drawing/2016/5/11/chartex" xmlns:cx6="http://schemas.microsoft.com/office/drawing/2016/5/12/chartex" xmlns:cx7="http://schemas.microsoft.com/office/drawing/2016/5/13/chartex" xmlns:cx8="http://schemas.microsoft.com/office/drawing/2016/5/14/chartex" xmlns:mc="http://schemas.openxmlformats.org/markup-compatibility/2006" xmlns:aink="http://schemas.microsoft.com/office/drawing/2016/ink" xmlns:am3d="http://schemas.microsoft.com/office/drawing/2017/model3d" xmlns:o="urn:schemas-microsoft-com:office:office" xmlns:oel="http://schemas.microsoft.com/office/2019/extlst" xmlns:r="http://schemas.openxmlformats.org/officeDocument/2006/relationships" xmlns:m="http://schemas.openxmlformats.org/officeDocument/2006/math" xmlns:v="urn:schemas-microsoft-com:vml" xmlns:wp14="http://schemas.microsoft.com/office/word/2010/wordprocessingDrawing" xmlns:wp="http://schemas.openxmlformats.org/drawingml/2006/wordprocessingDrawing" xmlns:w10="urn:schemas-microsoft-com:office:word" xmlns:w="http://schemas.openxmlformats.org/wordprocessingml/2006/main" xmlns:w14="http://schemas.microsoft.com/office/word/2010/wordml" xmlns:w15="http://schemas.microsoft.com/office/word/2012/wordml" xmlns:w16cex="http://schemas.microsoft.com/office/word/2018/wordml/cex" xmlns:w16cid="http://schemas.microsoft.com/office/word/2016/wordml/cid" xmlns:w16="http://schemas.microsoft.com/office/word/2018/wordml" xmlns:w16du="http://schemas.microsoft.com/office/word/2023/wordml/word16du" xmlns:w16sdtdh="http://schemas.microsoft.com/office/word/2020/wordml/sdtdatahash" xmlns:w16sdtfl="http://schemas.microsoft.com/office/word/2024/wordml/sdtformatlock" xmlns:w16se="http://schemas.microsoft.com/office/word/2015/wordml/symex" xmlns:wpg="http://schemas.microsoft.com/office/word/2010/wordprocessingGroup" xmlns:wpi="http://schemas.microsoft.com/office/word/2010/wordprocessingInk" xmlns:wne="http://schemas.microsoft.com/office/word/2006/wordml" xmlns:wps="http://schemas.microsoft.com/office/word/2010/wordprocessingShape" mc:Ignorable="w14 w15 w16se w16cid w16 w16cex w16sdtdh w16sdtfl w16du wp14">
+<w:hdr xmlns:wpc="http://schemas.microsoft.com/office/word/2010/wordprocessingCanvas" xmlns:mc="http://schemas.openxmlformats.org/markup-compatibility/2006" xmlns:o="urn:schemas-microsoft-com:office:office" xmlns:r="http://schemas.openxmlformats.org/officeDocument/2006/relationships" xmlns:m="http://schemas.openxmlformats.org/officeDocument/2006/math" xmlns:v="urn:schemas-microsoft-com:vml" xmlns:wp14="http://schemas.microsoft.com/office/word/2010/wordprocessingDrawing" xmlns:wp="http://schemas.openxmlformats.org/drawingml/2006/wordprocessingDrawing" xmlns:w10="urn:schemas-microsoft-com:office:word" xmlns:w="http://schemas.openxmlformats.org/wordprocessingml/2006/main" xmlns:w14="http://schemas.microsoft.com/office/word/2010/wordml" xmlns:w15="http://schemas.microsoft.com/office/word/2012/wordml" xmlns:wpg="http://schemas.microsoft.com/office/word/2010/wordprocessingGroup" xmlns:wpi="http://schemas.microsoft.com/office/word/2010/wordprocessingInk" xmlns:wne="http://schemas.microsoft.com/office/word/2006/wordml" xmlns:wps="http://schemas.microsoft.com/office/word/2010/wordprocessingShape" mc:Ignorable="w14 w15 wp14">
   <w:p>
     <w:pPr>
       <w:pStyle w:val="Header"/>
@@ -2060,8 +2402,270 @@
 </file>
 
 <file path=word/numbering.xml><?xml version="1.0" encoding="utf-8"?>
-<w:numbering xmlns:wpc="http://schemas.microsoft.com/office/word/2010/wordprocessingCanvas" xmlns:cx="http://schemas.microsoft.com/office/drawing/2014/chartex" xmlns:cx1="http://schemas.microsoft.com/office/drawing/2015/9/8/chartex" xmlns:cx2="http://schemas.microsoft.com/office/drawing/2015/10/21/chartex" xmlns:cx3="http://schemas.microsoft.com/office/drawing/2016/5/9/chartex" xmlns:cx4="http://schemas.microsoft.com/office/drawing/2016/5/10/chartex" xmlns:cx5="http://schemas.microsoft.com/office/drawing/2016/5/11/chartex" xmlns:cx6="http://schemas.microsoft.com/office/drawing/2016/5/12/chartex" xmlns:cx7="http://schemas.microsoft.com/office/drawing/2016/5/13/chartex" xmlns:cx8="http://schemas.microsoft.com/office/drawing/2016/5/14/chartex" xmlns:mc="http://schemas.openxmlformats.org/markup-compatibility/2006" xmlns:aink="http://schemas.microsoft.com/office/drawing/2016/ink" xmlns:am3d="http://schemas.microsoft.com/office/drawing/2017/model3d" xmlns:o="urn:schemas-microsoft-com:office:office" xmlns:oel="http://schemas.microsoft.com/office/2019/extlst" xmlns:r="http://schemas.openxmlformats.org/officeDocument/2006/relationships" xmlns:m="http://schemas.openxmlformats.org/officeDocument/2006/math" xmlns:v="urn:schemas-microsoft-com:vml" xmlns:wp14="http://schemas.microsoft.com/office/word/2010/wordprocessingDrawing" xmlns:wp="http://schemas.openxmlformats.org/drawingml/2006/wordprocessingDrawing" xmlns:w10="urn:schemas-microsoft-com:office:word" xmlns:w="http://schemas.openxmlformats.org/wordprocessingml/2006/main" xmlns:w14="http://schemas.microsoft.com/office/word/2010/wordml" xmlns:w15="http://schemas.microsoft.com/office/word/2012/wordml" xmlns:w16cex="http://schemas.microsoft.com/office/word/2018/wordml/cex" xmlns:w16cid="http://schemas.microsoft.com/office/word/2016/wordml/cid" xmlns:w16="http://schemas.microsoft.com/office/word/2018/wordml" xmlns:w16du="http://schemas.microsoft.com/office/word/2023/wordml/word16du" xmlns:w16sdtdh="http://schemas.microsoft.com/office/word/2020/wordml/sdtdatahash" xmlns:w16sdtfl="http://schemas.microsoft.com/office/word/2024/wordml/sdtformatlock" xmlns:w16se="http://schemas.microsoft.com/office/word/2015/wordml/symex" xmlns:wpg="http://schemas.microsoft.com/office/word/2010/wordprocessingGroup" xmlns:wpi="http://schemas.microsoft.com/office/word/2010/wordprocessingInk" xmlns:wne="http://schemas.microsoft.com/office/word/2006/wordml" xmlns:wps="http://schemas.microsoft.com/office/word/2010/wordprocessingShape" mc:Ignorable="w14 w15 w16se w16cid w16 w16cex w16sdtdh w16sdtfl w16du wp14">
-  <w:abstractNum w:abstractNumId="0" w15:restartNumberingAfterBreak="0">
+<w:numbering xmlns:wpc="http://schemas.microsoft.com/office/word/2010/wordprocessingCanvas" xmlns:mc="http://schemas.openxmlformats.org/markup-compatibility/2006" xmlns:o="urn:schemas-microsoft-com:office:office" xmlns:r="http://schemas.openxmlformats.org/officeDocument/2006/relationships" xmlns:m="http://schemas.openxmlformats.org/officeDocument/2006/math" xmlns:v="urn:schemas-microsoft-com:vml" xmlns:wp14="http://schemas.microsoft.com/office/word/2010/wordprocessingDrawing" xmlns:wp="http://schemas.openxmlformats.org/drawingml/2006/wordprocessingDrawing" xmlns:w10="urn:schemas-microsoft-com:office:word" xmlns:w="http://schemas.openxmlformats.org/wordprocessingml/2006/main" xmlns:w14="http://schemas.microsoft.com/office/word/2010/wordml" xmlns:w15="http://schemas.microsoft.com/office/word/2012/wordml" xmlns:wpg="http://schemas.microsoft.com/office/word/2010/wordprocessingGroup" xmlns:wpi="http://schemas.microsoft.com/office/word/2010/wordprocessingInk" xmlns:wne="http://schemas.microsoft.com/office/word/2006/wordml" xmlns:wps="http://schemas.microsoft.com/office/word/2010/wordprocessingShape" mc:Ignorable="w14 w15 wp14">
+  <w:abstractNum w:abstractNumId="0">
+    <w:nsid w:val="2D292730"/>
+    <w:multiLevelType w:val="hybridMultilevel"/>
+    <w:tmpl w:val="1B0842F8"/>
+    <w:lvl w:ilvl="0" w:tplc="04090001">
+      <w:start w:val="1"/>
+      <w:numFmt w:val="bullet"/>
+      <w:lvlText w:val=""/>
+      <w:lvlJc w:val="left"/>
+      <w:pPr>
+        <w:ind w:left="1069" w:hanging="360"/>
+      </w:pPr>
+      <w:rPr>
+        <w:rFonts w:ascii="Symbol" w:hAnsi="Symbol" w:hint="default"/>
+      </w:rPr>
+    </w:lvl>
+    <w:lvl w:ilvl="1" w:tplc="04090003" w:tentative="1">
+      <w:start w:val="1"/>
+      <w:numFmt w:val="bullet"/>
+      <w:lvlText w:val="o"/>
+      <w:lvlJc w:val="left"/>
+      <w:pPr>
+        <w:ind w:left="1789" w:hanging="360"/>
+      </w:pPr>
+      <w:rPr>
+        <w:rFonts w:ascii="Courier New" w:hAnsi="Courier New" w:cs="Courier New" w:hint="default"/>
+      </w:rPr>
+    </w:lvl>
+    <w:lvl w:ilvl="2" w:tplc="04090005" w:tentative="1">
+      <w:start w:val="1"/>
+      <w:numFmt w:val="bullet"/>
+      <w:lvlText w:val=""/>
+      <w:lvlJc w:val="left"/>
+      <w:pPr>
+        <w:ind w:left="2509" w:hanging="360"/>
+      </w:pPr>
+      <w:rPr>
+        <w:rFonts w:ascii="Wingdings" w:hAnsi="Wingdings" w:hint="default"/>
+      </w:rPr>
+    </w:lvl>
+    <w:lvl w:ilvl="3" w:tplc="04090001" w:tentative="1">
+      <w:start w:val="1"/>
+      <w:numFmt w:val="bullet"/>
+      <w:lvlText w:val=""/>
+      <w:lvlJc w:val="left"/>
+      <w:pPr>
+        <w:ind w:left="3229" w:hanging="360"/>
+      </w:pPr>
+      <w:rPr>
+        <w:rFonts w:ascii="Symbol" w:hAnsi="Symbol" w:hint="default"/>
+      </w:rPr>
+    </w:lvl>
+    <w:lvl w:ilvl="4" w:tplc="04090003" w:tentative="1">
+      <w:start w:val="1"/>
+      <w:numFmt w:val="bullet"/>
+      <w:lvlText w:val="o"/>
+      <w:lvlJc w:val="left"/>
+      <w:pPr>
+        <w:ind w:left="3949" w:hanging="360"/>
+      </w:pPr>
+      <w:rPr>
+        <w:rFonts w:ascii="Courier New" w:hAnsi="Courier New" w:cs="Courier New" w:hint="default"/>
+      </w:rPr>
+    </w:lvl>
+    <w:lvl w:ilvl="5" w:tplc="04090005" w:tentative="1">
+      <w:start w:val="1"/>
+      <w:numFmt w:val="bullet"/>
+      <w:lvlText w:val=""/>
+      <w:lvlJc w:val="left"/>
+      <w:pPr>
+        <w:ind w:left="4669" w:hanging="360"/>
+      </w:pPr>
+      <w:rPr>
+        <w:rFonts w:ascii="Wingdings" w:hAnsi="Wingdings" w:hint="default"/>
+      </w:rPr>
+    </w:lvl>
+    <w:lvl w:ilvl="6" w:tplc="04090001" w:tentative="1">
+      <w:start w:val="1"/>
+      <w:numFmt w:val="bullet"/>
+      <w:lvlText w:val=""/>
+      <w:lvlJc w:val="left"/>
+      <w:pPr>
+        <w:ind w:left="5389" w:hanging="360"/>
+      </w:pPr>
+      <w:rPr>
+        <w:rFonts w:ascii="Symbol" w:hAnsi="Symbol" w:hint="default"/>
+      </w:rPr>
+    </w:lvl>
+    <w:lvl w:ilvl="7" w:tplc="04090003" w:tentative="1">
+      <w:start w:val="1"/>
+      <w:numFmt w:val="bullet"/>
+      <w:lvlText w:val="o"/>
+      <w:lvlJc w:val="left"/>
+      <w:pPr>
+        <w:ind w:left="6109" w:hanging="360"/>
+      </w:pPr>
+      <w:rPr>
+        <w:rFonts w:ascii="Courier New" w:hAnsi="Courier New" w:cs="Courier New" w:hint="default"/>
+      </w:rPr>
+    </w:lvl>
+    <w:lvl w:ilvl="8" w:tplc="04090005" w:tentative="1">
+      <w:start w:val="1"/>
+      <w:numFmt w:val="bullet"/>
+      <w:lvlText w:val=""/>
+      <w:lvlJc w:val="left"/>
+      <w:pPr>
+        <w:ind w:left="6829" w:hanging="360"/>
+      </w:pPr>
+      <w:rPr>
+        <w:rFonts w:ascii="Wingdings" w:hAnsi="Wingdings" w:hint="default"/>
+      </w:rPr>
+    </w:lvl>
+  </w:abstractNum>
+  <w:abstractNum w:abstractNumId="1">
+    <w:nsid w:val="3A0A588B"/>
+    <w:multiLevelType w:val="multilevel"/>
+    <w:tmpl w:val="34BA3AF8"/>
+    <w:lvl w:ilvl="0">
+      <w:start w:val="1"/>
+      <w:numFmt w:val="bullet"/>
+      <w:lvlText w:val=""/>
+      <w:lvlJc w:val="left"/>
+      <w:pPr>
+        <w:tabs>
+          <w:tab w:val="num" w:pos="720"/>
+        </w:tabs>
+        <w:ind w:left="720" w:hanging="360"/>
+      </w:pPr>
+      <w:rPr>
+        <w:rFonts w:ascii="Symbol" w:hAnsi="Symbol" w:hint="default"/>
+        <w:sz w:val="20"/>
+      </w:rPr>
+    </w:lvl>
+    <w:lvl w:ilvl="1" w:tentative="1">
+      <w:start w:val="1"/>
+      <w:numFmt w:val="bullet"/>
+      <w:lvlText w:val=""/>
+      <w:lvlJc w:val="left"/>
+      <w:pPr>
+        <w:tabs>
+          <w:tab w:val="num" w:pos="1440"/>
+        </w:tabs>
+        <w:ind w:left="1440" w:hanging="360"/>
+      </w:pPr>
+      <w:rPr>
+        <w:rFonts w:ascii="Symbol" w:hAnsi="Symbol" w:hint="default"/>
+        <w:sz w:val="20"/>
+      </w:rPr>
+    </w:lvl>
+    <w:lvl w:ilvl="2" w:tentative="1">
+      <w:start w:val="1"/>
+      <w:numFmt w:val="bullet"/>
+      <w:lvlText w:val=""/>
+      <w:lvlJc w:val="left"/>
+      <w:pPr>
+        <w:tabs>
+          <w:tab w:val="num" w:pos="2160"/>
+        </w:tabs>
+        <w:ind w:left="2160" w:hanging="360"/>
+      </w:pPr>
+      <w:rPr>
+        <w:rFonts w:ascii="Symbol" w:hAnsi="Symbol" w:hint="default"/>
+        <w:sz w:val="20"/>
+      </w:rPr>
+    </w:lvl>
+    <w:lvl w:ilvl="3" w:tentative="1">
+      <w:start w:val="1"/>
+      <w:numFmt w:val="bullet"/>
+      <w:lvlText w:val=""/>
+      <w:lvlJc w:val="left"/>
+      <w:pPr>
+        <w:tabs>
+          <w:tab w:val="num" w:pos="2880"/>
+        </w:tabs>
+        <w:ind w:left="2880" w:hanging="360"/>
+      </w:pPr>
+      <w:rPr>
+        <w:rFonts w:ascii="Symbol" w:hAnsi="Symbol" w:hint="default"/>
+        <w:sz w:val="20"/>
+      </w:rPr>
+    </w:lvl>
+    <w:lvl w:ilvl="4" w:tentative="1">
+      <w:start w:val="1"/>
+      <w:numFmt w:val="bullet"/>
+      <w:lvlText w:val=""/>
+      <w:lvlJc w:val="left"/>
+      <w:pPr>
+        <w:tabs>
+          <w:tab w:val="num" w:pos="3600"/>
+        </w:tabs>
+        <w:ind w:left="3600" w:hanging="360"/>
+      </w:pPr>
+      <w:rPr>
+        <w:rFonts w:ascii="Symbol" w:hAnsi="Symbol" w:hint="default"/>
+        <w:sz w:val="20"/>
+      </w:rPr>
+    </w:lvl>
+    <w:lvl w:ilvl="5" w:tentative="1">
+      <w:start w:val="1"/>
+      <w:numFmt w:val="bullet"/>
+      <w:lvlText w:val=""/>
+      <w:lvlJc w:val="left"/>
+      <w:pPr>
+        <w:tabs>
+          <w:tab w:val="num" w:pos="4320"/>
+        </w:tabs>
+        <w:ind w:left="4320" w:hanging="360"/>
+      </w:pPr>
+      <w:rPr>
+        <w:rFonts w:ascii="Symbol" w:hAnsi="Symbol" w:hint="default"/>
+        <w:sz w:val="20"/>
+      </w:rPr>
+    </w:lvl>
+    <w:lvl w:ilvl="6" w:tentative="1">
+      <w:start w:val="1"/>
+      <w:numFmt w:val="bullet"/>
+      <w:lvlText w:val=""/>
+      <w:lvlJc w:val="left"/>
+      <w:pPr>
+        <w:tabs>
+          <w:tab w:val="num" w:pos="5040"/>
+        </w:tabs>
+        <w:ind w:left="5040" w:hanging="360"/>
+      </w:pPr>
+      <w:rPr>
+        <w:rFonts w:ascii="Symbol" w:hAnsi="Symbol" w:hint="default"/>
+        <w:sz w:val="20"/>
+      </w:rPr>
+    </w:lvl>
+    <w:lvl w:ilvl="7" w:tentative="1">
+      <w:start w:val="1"/>
+      <w:numFmt w:val="bullet"/>
+      <w:lvlText w:val=""/>
+      <w:lvlJc w:val="left"/>
+      <w:pPr>
+        <w:tabs>
+          <w:tab w:val="num" w:pos="5760"/>
+        </w:tabs>
+        <w:ind w:left="5760" w:hanging="360"/>
+      </w:pPr>
+      <w:rPr>
+        <w:rFonts w:ascii="Symbol" w:hAnsi="Symbol" w:hint="default"/>
+        <w:sz w:val="20"/>
+      </w:rPr>
+    </w:lvl>
+    <w:lvl w:ilvl="8" w:tentative="1">
+      <w:start w:val="1"/>
+      <w:numFmt w:val="bullet"/>
+      <w:lvlText w:val=""/>
+      <w:lvlJc w:val="left"/>
+      <w:pPr>
+        <w:tabs>
+          <w:tab w:val="num" w:pos="6480"/>
+        </w:tabs>
+        <w:ind w:left="6480" w:hanging="360"/>
+      </w:pPr>
+      <w:rPr>
+        <w:rFonts w:ascii="Symbol" w:hAnsi="Symbol" w:hint="default"/>
+        <w:sz w:val="20"/>
+      </w:rPr>
+    </w:lvl>
+  </w:abstractNum>
+  <w:abstractNum w:abstractNumId="2">
     <w:nsid w:val="3A424603"/>
     <w:multiLevelType w:val="hybridMultilevel"/>
     <w:tmpl w:val="6ACEF81C"/>
@@ -2177,7 +2781,7 @@
       </w:pPr>
     </w:lvl>
   </w:abstractNum>
-  <w:abstractNum w:abstractNumId="1" w15:restartNumberingAfterBreak="0">
+  <w:abstractNum w:abstractNumId="3">
     <w:nsid w:val="78B15F8E"/>
     <w:multiLevelType w:val="hybridMultilevel"/>
     <w:tmpl w:val="1D56AE7A"/>
@@ -2291,17 +2895,175 @@
       </w:rPr>
     </w:lvl>
   </w:abstractNum>
-  <w:num w:numId="1" w16cid:durableId="1432818378">
+  <w:abstractNum w:abstractNumId="4">
+    <w:nsid w:val="7E2404CE"/>
+    <w:multiLevelType w:val="multilevel"/>
+    <w:tmpl w:val="2216F3F8"/>
+    <w:lvl w:ilvl="0">
+      <w:start w:val="1"/>
+      <w:numFmt w:val="bullet"/>
+      <w:lvlText w:val=""/>
+      <w:lvlJc w:val="left"/>
+      <w:pPr>
+        <w:tabs>
+          <w:tab w:val="num" w:pos="720"/>
+        </w:tabs>
+        <w:ind w:left="720" w:hanging="360"/>
+      </w:pPr>
+      <w:rPr>
+        <w:rFonts w:ascii="Symbol" w:hAnsi="Symbol" w:hint="default"/>
+        <w:sz w:val="20"/>
+      </w:rPr>
+    </w:lvl>
+    <w:lvl w:ilvl="1" w:tentative="1">
+      <w:start w:val="1"/>
+      <w:numFmt w:val="bullet"/>
+      <w:lvlText w:val=""/>
+      <w:lvlJc w:val="left"/>
+      <w:pPr>
+        <w:tabs>
+          <w:tab w:val="num" w:pos="1440"/>
+        </w:tabs>
+        <w:ind w:left="1440" w:hanging="360"/>
+      </w:pPr>
+      <w:rPr>
+        <w:rFonts w:ascii="Symbol" w:hAnsi="Symbol" w:hint="default"/>
+        <w:sz w:val="20"/>
+      </w:rPr>
+    </w:lvl>
+    <w:lvl w:ilvl="2" w:tentative="1">
+      <w:start w:val="1"/>
+      <w:numFmt w:val="bullet"/>
+      <w:lvlText w:val=""/>
+      <w:lvlJc w:val="left"/>
+      <w:pPr>
+        <w:tabs>
+          <w:tab w:val="num" w:pos="2160"/>
+        </w:tabs>
+        <w:ind w:left="2160" w:hanging="360"/>
+      </w:pPr>
+      <w:rPr>
+        <w:rFonts w:ascii="Symbol" w:hAnsi="Symbol" w:hint="default"/>
+        <w:sz w:val="20"/>
+      </w:rPr>
+    </w:lvl>
+    <w:lvl w:ilvl="3" w:tentative="1">
+      <w:start w:val="1"/>
+      <w:numFmt w:val="bullet"/>
+      <w:lvlText w:val=""/>
+      <w:lvlJc w:val="left"/>
+      <w:pPr>
+        <w:tabs>
+          <w:tab w:val="num" w:pos="2880"/>
+        </w:tabs>
+        <w:ind w:left="2880" w:hanging="360"/>
+      </w:pPr>
+      <w:rPr>
+        <w:rFonts w:ascii="Symbol" w:hAnsi="Symbol" w:hint="default"/>
+        <w:sz w:val="20"/>
+      </w:rPr>
+    </w:lvl>
+    <w:lvl w:ilvl="4" w:tentative="1">
+      <w:start w:val="1"/>
+      <w:numFmt w:val="bullet"/>
+      <w:lvlText w:val=""/>
+      <w:lvlJc w:val="left"/>
+      <w:pPr>
+        <w:tabs>
+          <w:tab w:val="num" w:pos="3600"/>
+        </w:tabs>
+        <w:ind w:left="3600" w:hanging="360"/>
+      </w:pPr>
+      <w:rPr>
+        <w:rFonts w:ascii="Symbol" w:hAnsi="Symbol" w:hint="default"/>
+        <w:sz w:val="20"/>
+      </w:rPr>
+    </w:lvl>
+    <w:lvl w:ilvl="5" w:tentative="1">
+      <w:start w:val="1"/>
+      <w:numFmt w:val="bullet"/>
+      <w:lvlText w:val=""/>
+      <w:lvlJc w:val="left"/>
+      <w:pPr>
+        <w:tabs>
+          <w:tab w:val="num" w:pos="4320"/>
+        </w:tabs>
+        <w:ind w:left="4320" w:hanging="360"/>
+      </w:pPr>
+      <w:rPr>
+        <w:rFonts w:ascii="Symbol" w:hAnsi="Symbol" w:hint="default"/>
+        <w:sz w:val="20"/>
+      </w:rPr>
+    </w:lvl>
+    <w:lvl w:ilvl="6" w:tentative="1">
+      <w:start w:val="1"/>
+      <w:numFmt w:val="bullet"/>
+      <w:lvlText w:val=""/>
+      <w:lvlJc w:val="left"/>
+      <w:pPr>
+        <w:tabs>
+          <w:tab w:val="num" w:pos="5040"/>
+        </w:tabs>
+        <w:ind w:left="5040" w:hanging="360"/>
+      </w:pPr>
+      <w:rPr>
+        <w:rFonts w:ascii="Symbol" w:hAnsi="Symbol" w:hint="default"/>
+        <w:sz w:val="20"/>
+      </w:rPr>
+    </w:lvl>
+    <w:lvl w:ilvl="7" w:tentative="1">
+      <w:start w:val="1"/>
+      <w:numFmt w:val="bullet"/>
+      <w:lvlText w:val=""/>
+      <w:lvlJc w:val="left"/>
+      <w:pPr>
+        <w:tabs>
+          <w:tab w:val="num" w:pos="5760"/>
+        </w:tabs>
+        <w:ind w:left="5760" w:hanging="360"/>
+      </w:pPr>
+      <w:rPr>
+        <w:rFonts w:ascii="Symbol" w:hAnsi="Symbol" w:hint="default"/>
+        <w:sz w:val="20"/>
+      </w:rPr>
+    </w:lvl>
+    <w:lvl w:ilvl="8" w:tentative="1">
+      <w:start w:val="1"/>
+      <w:numFmt w:val="bullet"/>
+      <w:lvlText w:val=""/>
+      <w:lvlJc w:val="left"/>
+      <w:pPr>
+        <w:tabs>
+          <w:tab w:val="num" w:pos="6480"/>
+        </w:tabs>
+        <w:ind w:left="6480" w:hanging="360"/>
+      </w:pPr>
+      <w:rPr>
+        <w:rFonts w:ascii="Symbol" w:hAnsi="Symbol" w:hint="default"/>
+        <w:sz w:val="20"/>
+      </w:rPr>
+    </w:lvl>
+  </w:abstractNum>
+  <w:num w:numId="1">
+    <w:abstractNumId w:val="2"/>
+  </w:num>
+  <w:num w:numId="2">
+    <w:abstractNumId w:val="3"/>
+  </w:num>
+  <w:num w:numId="3">
+    <w:abstractNumId w:val="4"/>
+  </w:num>
+  <w:num w:numId="4">
     <w:abstractNumId w:val="0"/>
   </w:num>
-  <w:num w:numId="2" w16cid:durableId="1196039232">
+  <w:num w:numId="5">
     <w:abstractNumId w:val="1"/>
   </w:num>
 </w:numbering>
 </file>
 
 <file path=word/styles.xml><?xml version="1.0" encoding="utf-8"?>
-<w:styles xmlns:mc="http://schemas.openxmlformats.org/markup-compatibility/2006" xmlns:r="http://schemas.openxmlformats.org/officeDocument/2006/relationships" xmlns:w="http://schemas.openxmlformats.org/wordprocessingml/2006/main" xmlns:w14="http://schemas.microsoft.com/office/word/2010/wordml" xmlns:w15="http://schemas.microsoft.com/office/word/2012/wordml" xmlns:w16cex="http://schemas.microsoft.com/office/word/2018/wordml/cex" xmlns:w16cid="http://schemas.microsoft.com/office/word/2016/wordml/cid" xmlns:w16="http://schemas.microsoft.com/office/word/2018/wordml" xmlns:w16du="http://schemas.microsoft.com/office/word/2023/wordml/word16du" xmlns:w16sdtdh="http://schemas.microsoft.com/office/word/2020/wordml/sdtdatahash" xmlns:w16sdtfl="http://schemas.microsoft.com/office/word/2024/wordml/sdtformatlock" xmlns:w16se="http://schemas.microsoft.com/office/word/2015/wordml/symex" mc:Ignorable="w14 w15 w16se w16cid w16 w16cex w16sdtdh w16sdtfl w16du">
+<w:styles xmlns:mc="http://schemas.openxmlformats.org/markup-compatibility/2006" xmlns:r="http://schemas.openxmlformats.org/officeDocument/2006/relationships" xmlns:w="http://schemas.openxmlformats.org/wordprocessingml/2006/main" xmlns:w14="http://schemas.microsoft.com/office/word/2010/wordml" xmlns:w15="http://schemas.microsoft.com/office/word/2012/wordml" mc:Ignorable="w14 w15">
   <w:docDefaults>
     <w:rPrDefault>
       <w:rPr>
@@ -2317,7 +3079,7 @@
       </w:pPr>
     </w:pPrDefault>
   </w:docDefaults>
-  <w:latentStyles w:defLockedState="0" w:defUIPriority="99" w:defSemiHidden="0" w:defUnhideWhenUsed="0" w:defQFormat="0" w:count="376">
+  <w:latentStyles w:defLockedState="0" w:defUIPriority="99" w:defSemiHidden="0" w:defUnhideWhenUsed="0" w:defQFormat="0" w:count="371">
     <w:lsdException w:name="Normal" w:uiPriority="0" w:qFormat="1"/>
     <w:lsdException w:name="heading 1" w:uiPriority="9" w:qFormat="1"/>
     <w:lsdException w:name="heading 2" w:semiHidden="1" w:uiPriority="9" w:unhideWhenUsed="1" w:qFormat="1"/>
@@ -2689,11 +3451,6 @@
     <w:lsdException w:name="List Table 5 Dark Accent 6" w:uiPriority="50"/>
     <w:lsdException w:name="List Table 6 Colorful Accent 6" w:uiPriority="51"/>
     <w:lsdException w:name="List Table 7 Colorful Accent 6" w:uiPriority="52"/>
-    <w:lsdException w:name="Mention" w:semiHidden="1" w:unhideWhenUsed="1"/>
-    <w:lsdException w:name="Smart Hyperlink" w:semiHidden="1" w:unhideWhenUsed="1"/>
-    <w:lsdException w:name="Hashtag" w:semiHidden="1" w:unhideWhenUsed="1"/>
-    <w:lsdException w:name="Unresolved Mention" w:semiHidden="1" w:unhideWhenUsed="1"/>
-    <w:lsdException w:name="Smart Link" w:semiHidden="1" w:unhideWhenUsed="1"/>
   </w:latentStyles>
   <w:style w:type="paragraph" w:default="1" w:styleId="Normal">
     <w:name w:val="Normal"/>
@@ -2743,6 +3500,7 @@
       <w:spacing w:after="0" w:line="240" w:lineRule="auto"/>
     </w:pPr>
     <w:tblPr>
+      <w:tblInd w:w="0" w:type="dxa"/>
       <w:tblBorders>
         <w:top w:val="single" w:sz="4" w:space="0" w:color="auto"/>
         <w:left w:val="single" w:sz="4" w:space="0" w:color="auto"/>
@@ -2751,6 +3509,12 @@
         <w:insideH w:val="single" w:sz="4" w:space="0" w:color="auto"/>
         <w:insideV w:val="single" w:sz="4" w:space="0" w:color="auto"/>
       </w:tblBorders>
+      <w:tblCellMar>
+        <w:top w:w="0" w:type="dxa"/>
+        <w:left w:w="108" w:type="dxa"/>
+        <w:bottom w:w="0" w:type="dxa"/>
+        <w:right w:w="108" w:type="dxa"/>
+      </w:tblCellMar>
     </w:tblPr>
   </w:style>
   <w:style w:type="paragraph" w:styleId="ListParagraph">
@@ -3108,18 +3872,18 @@
 </file>
 
 <file path=customXml/item1.xml><?xml version="1.0" encoding="utf-8"?>
+<p:properties xmlns:p="http://schemas.microsoft.com/office/2006/metadata/properties" xmlns:xsi="http://www.w3.org/2001/XMLSchema-instance" xmlns:pc="http://schemas.microsoft.com/office/infopath/2007/PartnerControls">
+  <documentManagement/>
+</p:properties>
+</file>
+
+<file path=customXml/item2.xml><?xml version="1.0" encoding="utf-8"?>
 <?mso-contentType ?>
 <FormTemplates xmlns="http://schemas.microsoft.com/sharepoint/v3/contenttype/forms">
   <Display>DocumentLibraryForm</Display>
   <Edit>DocumentLibraryForm</Edit>
   <New>DocumentLibraryForm</New>
 </FormTemplates>
-</file>
-
-<file path=customXml/item2.xml><?xml version="1.0" encoding="utf-8"?>
-<p:properties xmlns:p="http://schemas.microsoft.com/office/2006/metadata/properties" xmlns:xsi="http://www.w3.org/2001/XMLSchema-instance" xmlns:pc="http://schemas.microsoft.com/office/infopath/2007/PartnerControls">
-  <documentManagement/>
-</p:properties>
 </file>
 
 <file path=customXml/item3.xml><?xml version="1.0" encoding="utf-8"?>
@@ -3237,18 +4001,18 @@
 </file>
 
 <file path=customXml/itemProps1.xml><?xml version="1.0" encoding="utf-8"?>
-<ds:datastoreItem xmlns:ds="http://schemas.openxmlformats.org/officeDocument/2006/customXml" ds:itemID="{77235F22-4881-4A0C-805D-FA9DBA6BA528}">
+<ds:datastoreItem xmlns:ds="http://schemas.openxmlformats.org/officeDocument/2006/customXml" ds:itemID="{E3D192FB-FE28-46D6-ACA8-4A762E38DB68}">
   <ds:schemaRefs>
-    <ds:schemaRef ds:uri="http://schemas.microsoft.com/sharepoint/v3/contenttype/forms"/>
+    <ds:schemaRef ds:uri="http://schemas.microsoft.com/office/2006/metadata/properties"/>
+    <ds:schemaRef ds:uri="http://schemas.microsoft.com/office/infopath/2007/PartnerControls"/>
   </ds:schemaRefs>
 </ds:datastoreItem>
 </file>
 
 <file path=customXml/itemProps2.xml><?xml version="1.0" encoding="utf-8"?>
-<ds:datastoreItem xmlns:ds="http://schemas.openxmlformats.org/officeDocument/2006/customXml" ds:itemID="{E3D192FB-FE28-46D6-ACA8-4A762E38DB68}">
+<ds:datastoreItem xmlns:ds="http://schemas.openxmlformats.org/officeDocument/2006/customXml" ds:itemID="{77235F22-4881-4A0C-805D-FA9DBA6BA528}">
   <ds:schemaRefs>
-    <ds:schemaRef ds:uri="http://schemas.microsoft.com/office/2006/metadata/properties"/>
-    <ds:schemaRef ds:uri="http://schemas.microsoft.com/office/infopath/2007/PartnerControls"/>
+    <ds:schemaRef ds:uri="http://schemas.microsoft.com/sharepoint/v3/contenttype/forms"/>
   </ds:schemaRefs>
 </ds:datastoreItem>
 </file>
